--- a/ТЗ_Купить_склад_в_СПб.docx
+++ b/ТЗ_Купить_склад_в_СПб.docx
@@ -4508,6 +4508,19 @@
           <w:szCs w:val="22"/>
         </w:rPr>
         <w:t xml:space="preserve"/>
+      </w:r>
+    </w:p>
+    <w:p>
+      <w:pPr>
+        <w:spacing w:after="120" w:before="0" w:line="276"/>
+      </w:pPr>
+      <w:r>
+        <w:rPr>
+          <w:rFonts w:ascii="Calibri" w:cs="Calibri" w:eastAsia="Calibri" w:hAnsi="Calibri"/>
+          <w:sz w:val="22"/>
+          <w:szCs w:val="22"/>
+        </w:rPr>
+        <w:t xml:space="preserve">Как страница выглядит целиком, показано в разделе 8: макет со всеми 21 блоком и текстами из этого ТЗ, в цветах и шрифтах vita-industrial.ru.</w:t>
       </w:r>
     </w:p>
     <w:p>
@@ -18670,6 +18683,1178 @@
           <w:szCs w:val="22"/>
         </w:rPr>
         <w:t xml:space="preserve">Через 30 и 60 дней после публикации повторно снимаем позиции по кластеру, смотрим в Метрике долю взаимодействий с генпланом, прокрутку до блока цен и конверсию по каждой из пяти форм. По итогам дополняем FAQ вопросами, которые реально задают менеджерам, и корректируем блоки 8 и 9.</w:t>
+      </w:r>
+    </w:p>
+    <w:p>
+      <w:r>
+        <w:br w:type="page"/>
+      </w:r>
+    </w:p>
+    <w:p>
+      <w:pPr>
+        <w:pStyle w:val="Heading1"/>
+        <w:spacing w:after="160" w:before="360"/>
+      </w:pPr>
+      <w:r>
+        <w:rPr>
+          <w:rFonts w:ascii="Calibri" w:cs="Calibri" w:eastAsia="Calibri" w:hAnsi="Calibri"/>
+          <w:b/>
+          <w:bCs/>
+          <w:sz w:val="28"/>
+          <w:szCs w:val="28"/>
+        </w:rPr>
+        <w:t xml:space="preserve">8. Макет наполнения страницы</w:t>
+      </w:r>
+    </w:p>
+    <w:p>
+      <w:pPr>
+        <w:spacing w:after="120" w:before="0" w:line="276"/>
+      </w:pPr>
+      <w:r>
+        <w:rPr>
+          <w:rFonts w:ascii="Calibri" w:cs="Calibri" w:eastAsia="Calibri" w:hAnsi="Calibri"/>
+          <w:sz w:val="22"/>
+          <w:szCs w:val="22"/>
+        </w:rPr>
+        <w:t xml:space="preserve">Макет показывает страницу vita-industrial.ru/warehouses сверху вниз: все 21 блок раздела 3 с заголовками и текстами, в цветах и шрифтах сайта. Фотографии, планы и карта обозначены заглушками с подписью, что нужно подготовить. Первый экран показан схематично: фоновая фотография комплекса остаётся, меняются заголовок, подзаголовок, строка с ценой и плашки.</w:t>
+      </w:r>
+    </w:p>
+    <w:tbl>
+      <w:tblPr>
+        <w:tblW w:type="dxa" w:w="9500"/>
+        <w:tblBorders>
+          <w:top w:val="single" w:color="BFC7D1" w:sz="4"/>
+          <w:left w:val="single" w:color="BFC7D1" w:sz="4"/>
+          <w:bottom w:val="single" w:color="BFC7D1" w:sz="4"/>
+          <w:right w:val="single" w:color="BFC7D1" w:sz="4"/>
+          <w:insideH w:val="single" w:color="BFC7D1" w:sz="4"/>
+          <w:insideV w:val="single" w:color="BFC7D1" w:sz="4"/>
+        </w:tblBorders>
+      </w:tblPr>
+      <w:tblGrid>
+        <w:gridCol w:w="2280"/>
+        <w:gridCol w:w="7220"/>
+      </w:tblGrid>
+      <w:tr>
+        <w:trPr>
+          <w:tblHeader/>
+        </w:trPr>
+        <w:tc>
+          <w:tcPr>
+            <w:tcW w:type="dxa" w:w="2280"/>
+            <w:tcBorders>
+              <w:top w:val="single" w:color="BFC7D1" w:sz="4"/>
+              <w:left w:val="single" w:color="BFC7D1" w:sz="4"/>
+              <w:bottom w:val="single" w:color="BFC7D1" w:sz="4"/>
+              <w:right w:val="single" w:color="BFC7D1" w:sz="4"/>
+            </w:tcBorders>
+            <w:tcMar>
+              <w:top w:type="dxa" w:w="60"/>
+              <w:left w:type="dxa" w:w="100"/>
+              <w:bottom w:type="dxa" w:w="60"/>
+              <w:right w:type="dxa" w:w="100"/>
+            </w:tcMar>
+          </w:tcPr>
+          <w:p>
+            <w:pPr>
+              <w:spacing w:after="40" w:line="264"/>
+            </w:pPr>
+            <w:r>
+              <w:rPr>
+                <w:rFonts w:ascii="Calibri" w:cs="Calibri" w:eastAsia="Calibri" w:hAnsi="Calibri"/>
+                <w:b/>
+                <w:bCs/>
+                <w:sz w:val="21"/>
+                <w:szCs w:val="21"/>
+              </w:rPr>
+              <w:t xml:space="preserve">Метка на макете</w:t>
+            </w:r>
+          </w:p>
+        </w:tc>
+        <w:tc>
+          <w:tcPr>
+            <w:tcW w:type="dxa" w:w="7220"/>
+            <w:tcBorders>
+              <w:top w:val="single" w:color="BFC7D1" w:sz="4"/>
+              <w:left w:val="single" w:color="BFC7D1" w:sz="4"/>
+              <w:bottom w:val="single" w:color="BFC7D1" w:sz="4"/>
+              <w:right w:val="single" w:color="BFC7D1" w:sz="4"/>
+            </w:tcBorders>
+            <w:tcMar>
+              <w:top w:type="dxa" w:w="60"/>
+              <w:left w:type="dxa" w:w="100"/>
+              <w:bottom w:type="dxa" w:w="60"/>
+              <w:right w:type="dxa" w:w="100"/>
+            </w:tcMar>
+          </w:tcPr>
+          <w:p>
+            <w:pPr>
+              <w:spacing w:after="40" w:line="264"/>
+            </w:pPr>
+            <w:r>
+              <w:rPr>
+                <w:rFonts w:ascii="Calibri" w:cs="Calibri" w:eastAsia="Calibri" w:hAnsi="Calibri"/>
+                <w:b/>
+                <w:bCs/>
+                <w:sz w:val="21"/>
+                <w:szCs w:val="21"/>
+              </w:rPr>
+              <w:t xml:space="preserve">Значение</w:t>
+            </w:r>
+          </w:p>
+        </w:tc>
+      </w:tr>
+      <w:tr>
+        <w:tc>
+          <w:tcPr>
+            <w:tcW w:type="dxa" w:w="2280"/>
+            <w:tcBorders>
+              <w:top w:val="single" w:color="BFC7D1" w:sz="4"/>
+              <w:left w:val="single" w:color="BFC7D1" w:sz="4"/>
+              <w:bottom w:val="single" w:color="BFC7D1" w:sz="4"/>
+              <w:right w:val="single" w:color="BFC7D1" w:sz="4"/>
+            </w:tcBorders>
+            <w:tcMar>
+              <w:top w:type="dxa" w:w="60"/>
+              <w:left w:type="dxa" w:w="100"/>
+              <w:bottom w:type="dxa" w:w="60"/>
+              <w:right w:type="dxa" w:w="100"/>
+            </w:tcMar>
+          </w:tcPr>
+          <w:p>
+            <w:pPr>
+              <w:spacing w:after="40" w:line="264"/>
+            </w:pPr>
+            <w:r>
+              <w:rPr>
+                <w:rFonts w:ascii="Calibri" w:cs="Calibri" w:eastAsia="Calibri" w:hAnsi="Calibri"/>
+                <w:b w:val="false"/>
+                <w:bCs w:val="false"/>
+                <w:sz w:val="21"/>
+                <w:szCs w:val="21"/>
+              </w:rPr>
+              <w:t xml:space="preserve">Оранжевая</w:t>
+            </w:r>
+          </w:p>
+        </w:tc>
+        <w:tc>
+          <w:tcPr>
+            <w:tcW w:type="dxa" w:w="7220"/>
+            <w:tcBorders>
+              <w:top w:val="single" w:color="BFC7D1" w:sz="4"/>
+              <w:left w:val="single" w:color="BFC7D1" w:sz="4"/>
+              <w:bottom w:val="single" w:color="BFC7D1" w:sz="4"/>
+              <w:right w:val="single" w:color="BFC7D1" w:sz="4"/>
+            </w:tcBorders>
+            <w:tcMar>
+              <w:top w:type="dxa" w:w="60"/>
+              <w:left w:type="dxa" w:w="100"/>
+              <w:bottom w:type="dxa" w:w="60"/>
+              <w:right w:type="dxa" w:w="100"/>
+            </w:tcMar>
+          </w:tcPr>
+          <w:p>
+            <w:pPr>
+              <w:spacing w:after="40" w:line="264"/>
+            </w:pPr>
+            <w:r>
+              <w:rPr>
+                <w:rFonts w:ascii="Calibri" w:cs="Calibri" w:eastAsia="Calibri" w:hAnsi="Calibri"/>
+                <w:b w:val="false"/>
+                <w:bCs w:val="false"/>
+                <w:sz w:val="21"/>
+                <w:szCs w:val="21"/>
+              </w:rPr>
+              <w:t xml:space="preserve">Блок уже есть на странице, наполняем и дополняем по ТЗ</w:t>
+            </w:r>
+          </w:p>
+        </w:tc>
+      </w:tr>
+      <w:tr>
+        <w:tc>
+          <w:tcPr>
+            <w:tcW w:type="dxa" w:w="2280"/>
+            <w:tcBorders>
+              <w:top w:val="single" w:color="BFC7D1" w:sz="4"/>
+              <w:left w:val="single" w:color="BFC7D1" w:sz="4"/>
+              <w:bottom w:val="single" w:color="BFC7D1" w:sz="4"/>
+              <w:right w:val="single" w:color="BFC7D1" w:sz="4"/>
+            </w:tcBorders>
+            <w:tcMar>
+              <w:top w:type="dxa" w:w="60"/>
+              <w:left w:type="dxa" w:w="100"/>
+              <w:bottom w:type="dxa" w:w="60"/>
+              <w:right w:type="dxa" w:w="100"/>
+            </w:tcMar>
+          </w:tcPr>
+          <w:p>
+            <w:pPr>
+              <w:spacing w:after="40" w:line="264"/>
+            </w:pPr>
+            <w:r>
+              <w:rPr>
+                <w:rFonts w:ascii="Calibri" w:cs="Calibri" w:eastAsia="Calibri" w:hAnsi="Calibri"/>
+                <w:b w:val="false"/>
+                <w:bCs w:val="false"/>
+                <w:sz w:val="21"/>
+                <w:szCs w:val="21"/>
+              </w:rPr>
+              <w:t xml:space="preserve">Фиолетовая</w:t>
+            </w:r>
+          </w:p>
+        </w:tc>
+        <w:tc>
+          <w:tcPr>
+            <w:tcW w:type="dxa" w:w="7220"/>
+            <w:tcBorders>
+              <w:top w:val="single" w:color="BFC7D1" w:sz="4"/>
+              <w:left w:val="single" w:color="BFC7D1" w:sz="4"/>
+              <w:bottom w:val="single" w:color="BFC7D1" w:sz="4"/>
+              <w:right w:val="single" w:color="BFC7D1" w:sz="4"/>
+            </w:tcBorders>
+            <w:tcMar>
+              <w:top w:type="dxa" w:w="60"/>
+              <w:left w:type="dxa" w:w="100"/>
+              <w:bottom w:type="dxa" w:w="60"/>
+              <w:right w:type="dxa" w:w="100"/>
+            </w:tcMar>
+          </w:tcPr>
+          <w:p>
+            <w:pPr>
+              <w:spacing w:after="40" w:line="264"/>
+            </w:pPr>
+            <w:r>
+              <w:rPr>
+                <w:rFonts w:ascii="Calibri" w:cs="Calibri" w:eastAsia="Calibri" w:hAnsi="Calibri"/>
+                <w:b w:val="false"/>
+                <w:bCs w:val="false"/>
+                <w:sz w:val="21"/>
+                <w:szCs w:val="21"/>
+              </w:rPr>
+              <w:t xml:space="preserve">Новый блок, на странице его нет</w:t>
+            </w:r>
+          </w:p>
+        </w:tc>
+      </w:tr>
+      <w:tr>
+        <w:tc>
+          <w:tcPr>
+            <w:tcW w:type="dxa" w:w="2280"/>
+            <w:tcBorders>
+              <w:top w:val="single" w:color="BFC7D1" w:sz="4"/>
+              <w:left w:val="single" w:color="BFC7D1" w:sz="4"/>
+              <w:bottom w:val="single" w:color="BFC7D1" w:sz="4"/>
+              <w:right w:val="single" w:color="BFC7D1" w:sz="4"/>
+            </w:tcBorders>
+            <w:tcMar>
+              <w:top w:type="dxa" w:w="60"/>
+              <w:left w:type="dxa" w:w="100"/>
+              <w:bottom w:type="dxa" w:w="60"/>
+              <w:right w:type="dxa" w:w="100"/>
+            </w:tcMar>
+          </w:tcPr>
+          <w:p>
+            <w:pPr>
+              <w:spacing w:after="40" w:line="264"/>
+            </w:pPr>
+            <w:r>
+              <w:rPr>
+                <w:rFonts w:ascii="Calibri" w:cs="Calibri" w:eastAsia="Calibri" w:hAnsi="Calibri"/>
+                <w:b w:val="false"/>
+                <w:bCs w:val="false"/>
+                <w:sz w:val="21"/>
+                <w:szCs w:val="21"/>
+              </w:rPr>
+              <w:t xml:space="preserve">Серая</w:t>
+            </w:r>
+          </w:p>
+        </w:tc>
+        <w:tc>
+          <w:tcPr>
+            <w:tcW w:type="dxa" w:w="7220"/>
+            <w:tcBorders>
+              <w:top w:val="single" w:color="BFC7D1" w:sz="4"/>
+              <w:left w:val="single" w:color="BFC7D1" w:sz="4"/>
+              <w:bottom w:val="single" w:color="BFC7D1" w:sz="4"/>
+              <w:right w:val="single" w:color="BFC7D1" w:sz="4"/>
+            </w:tcBorders>
+            <w:tcMar>
+              <w:top w:type="dxa" w:w="60"/>
+              <w:left w:type="dxa" w:w="100"/>
+              <w:bottom w:type="dxa" w:w="60"/>
+              <w:right w:type="dxa" w:w="100"/>
+            </w:tcMar>
+          </w:tcPr>
+          <w:p>
+            <w:pPr>
+              <w:spacing w:after="40" w:line="264"/>
+            </w:pPr>
+            <w:r>
+              <w:rPr>
+                <w:rFonts w:ascii="Calibri" w:cs="Calibri" w:eastAsia="Calibri" w:hAnsi="Calibri"/>
+                <w:b w:val="false"/>
+                <w:bCs w:val="false"/>
+                <w:sz w:val="21"/>
+                <w:szCs w:val="21"/>
+              </w:rPr>
+              <w:t xml:space="preserve">Блок свёрстан, но скрыт до появления материалов (отзывы)</w:t>
+            </w:r>
+          </w:p>
+        </w:tc>
+      </w:tr>
+      <w:tr>
+        <w:tc>
+          <w:tcPr>
+            <w:tcW w:type="dxa" w:w="2280"/>
+            <w:tcBorders>
+              <w:top w:val="single" w:color="BFC7D1" w:sz="4"/>
+              <w:left w:val="single" w:color="BFC7D1" w:sz="4"/>
+              <w:bottom w:val="single" w:color="BFC7D1" w:sz="4"/>
+              <w:right w:val="single" w:color="BFC7D1" w:sz="4"/>
+            </w:tcBorders>
+            <w:tcMar>
+              <w:top w:type="dxa" w:w="60"/>
+              <w:left w:type="dxa" w:w="100"/>
+              <w:bottom w:type="dxa" w:w="60"/>
+              <w:right w:type="dxa" w:w="100"/>
+            </w:tcMar>
+          </w:tcPr>
+          <w:p>
+            <w:pPr>
+              <w:spacing w:after="40" w:line="264"/>
+            </w:pPr>
+            <w:r>
+              <w:rPr>
+                <w:rFonts w:ascii="Calibri" w:cs="Calibri" w:eastAsia="Calibri" w:hAnsi="Calibri"/>
+                <w:b w:val="false"/>
+                <w:bCs w:val="false"/>
+                <w:sz w:val="21"/>
+                <w:szCs w:val="21"/>
+              </w:rPr>
+              <w:t xml:space="preserve">Тёмно-зелёная полоса</w:t>
+            </w:r>
+          </w:p>
+        </w:tc>
+        <w:tc>
+          <w:tcPr>
+            <w:tcW w:type="dxa" w:w="7220"/>
+            <w:tcBorders>
+              <w:top w:val="single" w:color="BFC7D1" w:sz="4"/>
+              <w:left w:val="single" w:color="BFC7D1" w:sz="4"/>
+              <w:bottom w:val="single" w:color="BFC7D1" w:sz="4"/>
+              <w:right w:val="single" w:color="BFC7D1" w:sz="4"/>
+            </w:tcBorders>
+            <w:tcMar>
+              <w:top w:type="dxa" w:w="60"/>
+              <w:left w:type="dxa" w:w="100"/>
+              <w:bottom w:type="dxa" w:w="60"/>
+              <w:right w:type="dxa" w:w="100"/>
+            </w:tcMar>
+          </w:tcPr>
+          <w:p>
+            <w:pPr>
+              <w:spacing w:after="40" w:line="264"/>
+            </w:pPr>
+            <w:r>
+              <w:rPr>
+                <w:rFonts w:ascii="Calibri" w:cs="Calibri" w:eastAsia="Calibri" w:hAnsi="Calibri"/>
+                <w:b w:val="false"/>
+                <w:bCs w:val="false"/>
+                <w:sz w:val="21"/>
+                <w:szCs w:val="21"/>
+              </w:rPr>
+              <w:t xml:space="preserve">CTA-строка с кнопками между блоками</w:t>
+            </w:r>
+          </w:p>
+        </w:tc>
+      </w:tr>
+    </w:tbl>
+    <w:p>
+      <w:pPr>
+        <w:spacing w:after="120" w:before="0" w:line="276"/>
+      </w:pPr>
+      <w:r>
+        <w:rPr>
+          <w:rFonts w:ascii="Calibri" w:cs="Calibri" w:eastAsia="Calibri" w:hAnsi="Calibri"/>
+          <w:sz w:val="22"/>
+          <w:szCs w:val="22"/>
+        </w:rPr>
+        <w:t xml:space="preserve"/>
+      </w:r>
+    </w:p>
+    <w:p>
+      <w:pPr>
+        <w:pStyle w:val="Heading2"/>
+        <w:spacing w:after="120" w:before="280"/>
+      </w:pPr>
+      <w:r>
+        <w:rPr>
+          <w:rFonts w:ascii="Calibri" w:cs="Calibri" w:eastAsia="Calibri" w:hAnsi="Calibri"/>
+          <w:b/>
+          <w:bCs/>
+          <w:sz w:val="24"/>
+          <w:szCs w:val="24"/>
+        </w:rPr>
+        <w:t xml:space="preserve">8.1. Как страница выглядит сейчас</w:t>
+      </w:r>
+    </w:p>
+    <w:p>
+      <w:pPr>
+        <w:keepNext/>
+        <w:spacing w:after="60" w:before="200"/>
+      </w:pPr>
+      <w:r>
+        <w:drawing>
+          <wp:inline distT="0" distB="0" distL="0" distR="0">
+            <wp:extent cx="6000750" cy="3971925"/>
+            <wp:effectExtent t="0" r="0" b="0" l="0"/>
+            <wp:docPr id="1" name="" descr="" title=""/>
+            <wp:cNvGraphicFramePr>
+              <a:graphicFrameLocks xmlns:a="http://schemas.openxmlformats.org/drawingml/2006/main" noChangeAspect="1"/>
+            </wp:cNvGraphicFramePr>
+            <a:graphic xmlns:a="http://schemas.openxmlformats.org/drawingml/2006/main">
+              <a:graphicData uri="http://schemas.openxmlformats.org/drawingml/2006/picture">
+                <pic:pic xmlns:pic="http://schemas.openxmlformats.org/drawingml/2006/picture">
+                  <pic:nvPicPr>
+                    <pic:cNvPr id="0" name="" descr=""/>
+                    <pic:cNvPicPr>
+                      <a:picLocks noChangeAspect="1" noChangeArrowheads="1"/>
+                    </pic:cNvPicPr>
+                  </pic:nvPicPr>
+                  <pic:blipFill>
+                    <a:blip r:embed="rId8" cstate="none"/>
+                    <a:srcRect/>
+                    <a:stretch>
+                      <a:fillRect/>
+                    </a:stretch>
+                  </pic:blipFill>
+                  <pic:spPr bwMode="auto">
+                    <a:xfrm>
+                      <a:off x="0" y="0"/>
+                      <a:ext cx="6000750" cy="3971925"/>
+                    </a:xfrm>
+                    <a:prstGeom prst="rect">
+                      <a:avLst/>
+                    </a:prstGeom>
+                  </pic:spPr>
+                </pic:pic>
+              </a:graphicData>
+            </a:graphic>
+          </wp:inline>
+        </w:drawing>
+      </w:r>
+    </w:p>
+    <w:p>
+      <w:pPr>
+        <w:spacing w:after="220"/>
+      </w:pPr>
+      <w:r>
+        <w:rPr>
+          <w:rFonts w:ascii="Calibri" w:cs="Calibri" w:eastAsia="Calibri" w:hAnsi="Calibri"/>
+          <w:color w:val="5D6875"/>
+          <w:sz w:val="20"/>
+          <w:szCs w:val="20"/>
+        </w:rPr>
+        <w:t xml:space="preserve">Рис. 1. Первый экран страницы сейчас: заголовок без ключевых слов и гео, нет цены, нет хлебных крошек, одна кнопка «Получить консультацию».</w:t>
+      </w:r>
+    </w:p>
+    <w:p>
+      <w:pPr>
+        <w:keepNext/>
+        <w:spacing w:after="60" w:before="200"/>
+      </w:pPr>
+      <w:r>
+        <w:drawing>
+          <wp:inline distT="0" distB="0" distL="0" distR="0">
+            <wp:extent cx="6000750" cy="2667000"/>
+            <wp:effectExtent t="0" r="0" b="0" l="0"/>
+            <wp:docPr id="1" name="" descr="" title=""/>
+            <wp:cNvGraphicFramePr>
+              <a:graphicFrameLocks xmlns:a="http://schemas.openxmlformats.org/drawingml/2006/main" noChangeAspect="1"/>
+            </wp:cNvGraphicFramePr>
+            <a:graphic xmlns:a="http://schemas.openxmlformats.org/drawingml/2006/main">
+              <a:graphicData uri="http://schemas.openxmlformats.org/drawingml/2006/picture">
+                <pic:pic xmlns:pic="http://schemas.openxmlformats.org/drawingml/2006/picture">
+                  <pic:nvPicPr>
+                    <pic:cNvPr id="0" name="" descr=""/>
+                    <pic:cNvPicPr>
+                      <a:picLocks noChangeAspect="1" noChangeArrowheads="1"/>
+                    </pic:cNvPicPr>
+                  </pic:nvPicPr>
+                  <pic:blipFill>
+                    <a:blip r:embed="rId9" cstate="none"/>
+                    <a:srcRect/>
+                    <a:stretch>
+                      <a:fillRect/>
+                    </a:stretch>
+                  </pic:blipFill>
+                  <pic:spPr bwMode="auto">
+                    <a:xfrm>
+                      <a:off x="0" y="0"/>
+                      <a:ext cx="6000750" cy="2667000"/>
+                    </a:xfrm>
+                    <a:prstGeom prst="rect">
+                      <a:avLst/>
+                    </a:prstGeom>
+                  </pic:spPr>
+                </pic:pic>
+              </a:graphicData>
+            </a:graphic>
+          </wp:inline>
+        </w:drawing>
+      </w:r>
+    </w:p>
+    <w:p>
+      <w:pPr>
+        <w:spacing w:after="220"/>
+      </w:pPr>
+      <w:r>
+        <w:rPr>
+          <w:rFonts w:ascii="Calibri" w:cs="Calibri" w:eastAsia="Calibri" w:hAnsi="Calibri"/>
+          <w:color w:val="5D6875"/>
+          <w:sz w:val="20"/>
+          <w:szCs w:val="20"/>
+        </w:rPr>
+        <w:t xml:space="preserve">Рис. 2. Текущая страница целиком: читать сверху вниз, колонки 1, 2, 3. Связного текста и блоков про цену, сделку, документы и вопросы на ней нет.</w:t>
+      </w:r>
+    </w:p>
+    <w:p>
+      <w:pPr>
+        <w:pStyle w:val="Heading2"/>
+        <w:spacing w:after="120" w:before="280"/>
+      </w:pPr>
+      <w:r>
+        <w:rPr>
+          <w:rFonts w:ascii="Calibri" w:cs="Calibri" w:eastAsia="Calibri" w:hAnsi="Calibri"/>
+          <w:b/>
+          <w:bCs/>
+          <w:sz w:val="24"/>
+          <w:szCs w:val="24"/>
+        </w:rPr>
+        <w:t xml:space="preserve">8.2. Макет новой страницы</w:t>
+      </w:r>
+    </w:p>
+    <w:p>
+      <w:pPr>
+        <w:keepNext/>
+        <w:spacing w:after="60" w:before="200"/>
+      </w:pPr>
+      <w:r>
+        <w:drawing>
+          <wp:inline distT="0" distB="0" distL="0" distR="0">
+            <wp:extent cx="6000750" cy="5667375"/>
+            <wp:effectExtent t="0" r="0" b="0" l="0"/>
+            <wp:docPr id="1" name="" descr="" title=""/>
+            <wp:cNvGraphicFramePr>
+              <a:graphicFrameLocks xmlns:a="http://schemas.openxmlformats.org/drawingml/2006/main" noChangeAspect="1"/>
+            </wp:cNvGraphicFramePr>
+            <a:graphic xmlns:a="http://schemas.openxmlformats.org/drawingml/2006/main">
+              <a:graphicData uri="http://schemas.openxmlformats.org/drawingml/2006/picture">
+                <pic:pic xmlns:pic="http://schemas.openxmlformats.org/drawingml/2006/picture">
+                  <pic:nvPicPr>
+                    <pic:cNvPr id="0" name="" descr=""/>
+                    <pic:cNvPicPr>
+                      <a:picLocks noChangeAspect="1" noChangeArrowheads="1"/>
+                    </pic:cNvPicPr>
+                  </pic:nvPicPr>
+                  <pic:blipFill>
+                    <a:blip r:embed="rId10" cstate="none"/>
+                    <a:srcRect/>
+                    <a:stretch>
+                      <a:fillRect/>
+                    </a:stretch>
+                  </pic:blipFill>
+                  <pic:spPr bwMode="auto">
+                    <a:xfrm>
+                      <a:off x="0" y="0"/>
+                      <a:ext cx="6000750" cy="5667375"/>
+                    </a:xfrm>
+                    <a:prstGeom prst="rect">
+                      <a:avLst/>
+                    </a:prstGeom>
+                  </pic:spPr>
+                </pic:pic>
+              </a:graphicData>
+            </a:graphic>
+          </wp:inline>
+        </w:drawing>
+      </w:r>
+    </w:p>
+    <w:p>
+      <w:pPr>
+        <w:spacing w:after="220"/>
+      </w:pPr>
+      <w:r>
+        <w:rPr>
+          <w:rFonts w:ascii="Calibri" w:cs="Calibri" w:eastAsia="Calibri" w:hAnsi="Calibri"/>
+          <w:color w:val="5D6875"/>
+          <w:sz w:val="20"/>
+          <w:szCs w:val="20"/>
+        </w:rPr>
+        <w:t xml:space="preserve">Рис. 3. Общий вид макета: читать сверху вниз, колонки 1, 2, 3.</w:t>
+      </w:r>
+    </w:p>
+    <w:p>
+      <w:pPr>
+        <w:keepNext/>
+        <w:spacing w:after="60" w:before="200"/>
+      </w:pPr>
+      <w:r>
+        <w:drawing>
+          <wp:inline distT="0" distB="0" distL="0" distR="0">
+            <wp:extent cx="6000750" cy="5638800"/>
+            <wp:effectExtent t="0" r="0" b="0" l="0"/>
+            <wp:docPr id="1" name="" descr="" title=""/>
+            <wp:cNvGraphicFramePr>
+              <a:graphicFrameLocks xmlns:a="http://schemas.openxmlformats.org/drawingml/2006/main" noChangeAspect="1"/>
+            </wp:cNvGraphicFramePr>
+            <a:graphic xmlns:a="http://schemas.openxmlformats.org/drawingml/2006/main">
+              <a:graphicData uri="http://schemas.openxmlformats.org/drawingml/2006/picture">
+                <pic:pic xmlns:pic="http://schemas.openxmlformats.org/drawingml/2006/picture">
+                  <pic:nvPicPr>
+                    <pic:cNvPr id="0" name="" descr=""/>
+                    <pic:cNvPicPr>
+                      <a:picLocks noChangeAspect="1" noChangeArrowheads="1"/>
+                    </pic:cNvPicPr>
+                  </pic:nvPicPr>
+                  <pic:blipFill>
+                    <a:blip r:embed="rId11" cstate="none"/>
+                    <a:srcRect/>
+                    <a:stretch>
+                      <a:fillRect/>
+                    </a:stretch>
+                  </pic:blipFill>
+                  <pic:spPr bwMode="auto">
+                    <a:xfrm>
+                      <a:off x="0" y="0"/>
+                      <a:ext cx="6000750" cy="5638800"/>
+                    </a:xfrm>
+                    <a:prstGeom prst="rect">
+                      <a:avLst/>
+                    </a:prstGeom>
+                  </pic:spPr>
+                </pic:pic>
+              </a:graphicData>
+            </a:graphic>
+          </wp:inline>
+        </w:drawing>
+      </w:r>
+    </w:p>
+    <w:p>
+      <w:pPr>
+        <w:spacing w:after="220"/>
+      </w:pPr>
+      <w:r>
+        <w:rPr>
+          <w:rFonts w:ascii="Calibri" w:cs="Calibri" w:eastAsia="Calibri" w:hAnsi="Calibri"/>
+          <w:color w:val="5D6875"/>
+          <w:sz w:val="20"/>
+          <w:szCs w:val="20"/>
+        </w:rPr>
+        <w:t xml:space="preserve">Рис. 4. Макет страницы, часть 1 из 9.</w:t>
+      </w:r>
+    </w:p>
+    <w:p>
+      <w:pPr>
+        <w:keepNext/>
+        <w:spacing w:after="60" w:before="200"/>
+      </w:pPr>
+      <w:r>
+        <w:drawing>
+          <wp:inline distT="0" distB="0" distL="0" distR="0">
+            <wp:extent cx="6000750" cy="7105650"/>
+            <wp:effectExtent t="0" r="0" b="0" l="0"/>
+            <wp:docPr id="1" name="" descr="" title=""/>
+            <wp:cNvGraphicFramePr>
+              <a:graphicFrameLocks xmlns:a="http://schemas.openxmlformats.org/drawingml/2006/main" noChangeAspect="1"/>
+            </wp:cNvGraphicFramePr>
+            <a:graphic xmlns:a="http://schemas.openxmlformats.org/drawingml/2006/main">
+              <a:graphicData uri="http://schemas.openxmlformats.org/drawingml/2006/picture">
+                <pic:pic xmlns:pic="http://schemas.openxmlformats.org/drawingml/2006/picture">
+                  <pic:nvPicPr>
+                    <pic:cNvPr id="0" name="" descr=""/>
+                    <pic:cNvPicPr>
+                      <a:picLocks noChangeAspect="1" noChangeArrowheads="1"/>
+                    </pic:cNvPicPr>
+                  </pic:nvPicPr>
+                  <pic:blipFill>
+                    <a:blip r:embed="rId12" cstate="none"/>
+                    <a:srcRect/>
+                    <a:stretch>
+                      <a:fillRect/>
+                    </a:stretch>
+                  </pic:blipFill>
+                  <pic:spPr bwMode="auto">
+                    <a:xfrm>
+                      <a:off x="0" y="0"/>
+                      <a:ext cx="6000750" cy="7105650"/>
+                    </a:xfrm>
+                    <a:prstGeom prst="rect">
+                      <a:avLst/>
+                    </a:prstGeom>
+                  </pic:spPr>
+                </pic:pic>
+              </a:graphicData>
+            </a:graphic>
+          </wp:inline>
+        </w:drawing>
+      </w:r>
+    </w:p>
+    <w:p>
+      <w:pPr>
+        <w:spacing w:after="220"/>
+      </w:pPr>
+      <w:r>
+        <w:rPr>
+          <w:rFonts w:ascii="Calibri" w:cs="Calibri" w:eastAsia="Calibri" w:hAnsi="Calibri"/>
+          <w:color w:val="5D6875"/>
+          <w:sz w:val="20"/>
+          <w:szCs w:val="20"/>
+        </w:rPr>
+        <w:t xml:space="preserve">Рис. 5. Макет страницы, часть 2 из 9.</w:t>
+      </w:r>
+    </w:p>
+    <w:p>
+      <w:pPr>
+        <w:keepNext/>
+        <w:spacing w:after="60" w:before="200"/>
+      </w:pPr>
+      <w:r>
+        <w:drawing>
+          <wp:inline distT="0" distB="0" distL="0" distR="0">
+            <wp:extent cx="6000750" cy="6477000"/>
+            <wp:effectExtent t="0" r="0" b="0" l="0"/>
+            <wp:docPr id="1" name="" descr="" title=""/>
+            <wp:cNvGraphicFramePr>
+              <a:graphicFrameLocks xmlns:a="http://schemas.openxmlformats.org/drawingml/2006/main" noChangeAspect="1"/>
+            </wp:cNvGraphicFramePr>
+            <a:graphic xmlns:a="http://schemas.openxmlformats.org/drawingml/2006/main">
+              <a:graphicData uri="http://schemas.openxmlformats.org/drawingml/2006/picture">
+                <pic:pic xmlns:pic="http://schemas.openxmlformats.org/drawingml/2006/picture">
+                  <pic:nvPicPr>
+                    <pic:cNvPr id="0" name="" descr=""/>
+                    <pic:cNvPicPr>
+                      <a:picLocks noChangeAspect="1" noChangeArrowheads="1"/>
+                    </pic:cNvPicPr>
+                  </pic:nvPicPr>
+                  <pic:blipFill>
+                    <a:blip r:embed="rId13" cstate="none"/>
+                    <a:srcRect/>
+                    <a:stretch>
+                      <a:fillRect/>
+                    </a:stretch>
+                  </pic:blipFill>
+                  <pic:spPr bwMode="auto">
+                    <a:xfrm>
+                      <a:off x="0" y="0"/>
+                      <a:ext cx="6000750" cy="6477000"/>
+                    </a:xfrm>
+                    <a:prstGeom prst="rect">
+                      <a:avLst/>
+                    </a:prstGeom>
+                  </pic:spPr>
+                </pic:pic>
+              </a:graphicData>
+            </a:graphic>
+          </wp:inline>
+        </w:drawing>
+      </w:r>
+    </w:p>
+    <w:p>
+      <w:pPr>
+        <w:spacing w:after="220"/>
+      </w:pPr>
+      <w:r>
+        <w:rPr>
+          <w:rFonts w:ascii="Calibri" w:cs="Calibri" w:eastAsia="Calibri" w:hAnsi="Calibri"/>
+          <w:color w:val="5D6875"/>
+          <w:sz w:val="20"/>
+          <w:szCs w:val="20"/>
+        </w:rPr>
+        <w:t xml:space="preserve">Рис. 6. Макет страницы, часть 3 из 9.</w:t>
+      </w:r>
+    </w:p>
+    <w:p>
+      <w:pPr>
+        <w:keepNext/>
+        <w:spacing w:after="60" w:before="200"/>
+      </w:pPr>
+      <w:r>
+        <w:drawing>
+          <wp:inline distT="0" distB="0" distL="0" distR="0">
+            <wp:extent cx="6000750" cy="4914900"/>
+            <wp:effectExtent t="0" r="0" b="0" l="0"/>
+            <wp:docPr id="1" name="" descr="" title=""/>
+            <wp:cNvGraphicFramePr>
+              <a:graphicFrameLocks xmlns:a="http://schemas.openxmlformats.org/drawingml/2006/main" noChangeAspect="1"/>
+            </wp:cNvGraphicFramePr>
+            <a:graphic xmlns:a="http://schemas.openxmlformats.org/drawingml/2006/main">
+              <a:graphicData uri="http://schemas.openxmlformats.org/drawingml/2006/picture">
+                <pic:pic xmlns:pic="http://schemas.openxmlformats.org/drawingml/2006/picture">
+                  <pic:nvPicPr>
+                    <pic:cNvPr id="0" name="" descr=""/>
+                    <pic:cNvPicPr>
+                      <a:picLocks noChangeAspect="1" noChangeArrowheads="1"/>
+                    </pic:cNvPicPr>
+                  </pic:nvPicPr>
+                  <pic:blipFill>
+                    <a:blip r:embed="rId14" cstate="none"/>
+                    <a:srcRect/>
+                    <a:stretch>
+                      <a:fillRect/>
+                    </a:stretch>
+                  </pic:blipFill>
+                  <pic:spPr bwMode="auto">
+                    <a:xfrm>
+                      <a:off x="0" y="0"/>
+                      <a:ext cx="6000750" cy="4914900"/>
+                    </a:xfrm>
+                    <a:prstGeom prst="rect">
+                      <a:avLst/>
+                    </a:prstGeom>
+                  </pic:spPr>
+                </pic:pic>
+              </a:graphicData>
+            </a:graphic>
+          </wp:inline>
+        </w:drawing>
+      </w:r>
+    </w:p>
+    <w:p>
+      <w:pPr>
+        <w:spacing w:after="220"/>
+      </w:pPr>
+      <w:r>
+        <w:rPr>
+          <w:rFonts w:ascii="Calibri" w:cs="Calibri" w:eastAsia="Calibri" w:hAnsi="Calibri"/>
+          <w:color w:val="5D6875"/>
+          <w:sz w:val="20"/>
+          <w:szCs w:val="20"/>
+        </w:rPr>
+        <w:t xml:space="preserve">Рис. 7. Макет страницы, часть 4 из 9.</w:t>
+      </w:r>
+    </w:p>
+    <w:p>
+      <w:pPr>
+        <w:keepNext/>
+        <w:spacing w:after="60" w:before="200"/>
+      </w:pPr>
+      <w:r>
+        <w:drawing>
+          <wp:inline distT="0" distB="0" distL="0" distR="0">
+            <wp:extent cx="6000750" cy="6943725"/>
+            <wp:effectExtent t="0" r="0" b="0" l="0"/>
+            <wp:docPr id="1" name="" descr="" title=""/>
+            <wp:cNvGraphicFramePr>
+              <a:graphicFrameLocks xmlns:a="http://schemas.openxmlformats.org/drawingml/2006/main" noChangeAspect="1"/>
+            </wp:cNvGraphicFramePr>
+            <a:graphic xmlns:a="http://schemas.openxmlformats.org/drawingml/2006/main">
+              <a:graphicData uri="http://schemas.openxmlformats.org/drawingml/2006/picture">
+                <pic:pic xmlns:pic="http://schemas.openxmlformats.org/drawingml/2006/picture">
+                  <pic:nvPicPr>
+                    <pic:cNvPr id="0" name="" descr=""/>
+                    <pic:cNvPicPr>
+                      <a:picLocks noChangeAspect="1" noChangeArrowheads="1"/>
+                    </pic:cNvPicPr>
+                  </pic:nvPicPr>
+                  <pic:blipFill>
+                    <a:blip r:embed="rId15" cstate="none"/>
+                    <a:srcRect/>
+                    <a:stretch>
+                      <a:fillRect/>
+                    </a:stretch>
+                  </pic:blipFill>
+                  <pic:spPr bwMode="auto">
+                    <a:xfrm>
+                      <a:off x="0" y="0"/>
+                      <a:ext cx="6000750" cy="6943725"/>
+                    </a:xfrm>
+                    <a:prstGeom prst="rect">
+                      <a:avLst/>
+                    </a:prstGeom>
+                  </pic:spPr>
+                </pic:pic>
+              </a:graphicData>
+            </a:graphic>
+          </wp:inline>
+        </w:drawing>
+      </w:r>
+    </w:p>
+    <w:p>
+      <w:pPr>
+        <w:spacing w:after="220"/>
+      </w:pPr>
+      <w:r>
+        <w:rPr>
+          <w:rFonts w:ascii="Calibri" w:cs="Calibri" w:eastAsia="Calibri" w:hAnsi="Calibri"/>
+          <w:color w:val="5D6875"/>
+          <w:sz w:val="20"/>
+          <w:szCs w:val="20"/>
+        </w:rPr>
+        <w:t xml:space="preserve">Рис. 8. Макет страницы, часть 5 из 9.</w:t>
+      </w:r>
+    </w:p>
+    <w:p>
+      <w:pPr>
+        <w:keepNext/>
+        <w:spacing w:after="60" w:before="200"/>
+      </w:pPr>
+      <w:r>
+        <w:drawing>
+          <wp:inline distT="0" distB="0" distL="0" distR="0">
+            <wp:extent cx="6000750" cy="5314950"/>
+            <wp:effectExtent t="0" r="0" b="0" l="0"/>
+            <wp:docPr id="1" name="" descr="" title=""/>
+            <wp:cNvGraphicFramePr>
+              <a:graphicFrameLocks xmlns:a="http://schemas.openxmlformats.org/drawingml/2006/main" noChangeAspect="1"/>
+            </wp:cNvGraphicFramePr>
+            <a:graphic xmlns:a="http://schemas.openxmlformats.org/drawingml/2006/main">
+              <a:graphicData uri="http://schemas.openxmlformats.org/drawingml/2006/picture">
+                <pic:pic xmlns:pic="http://schemas.openxmlformats.org/drawingml/2006/picture">
+                  <pic:nvPicPr>
+                    <pic:cNvPr id="0" name="" descr=""/>
+                    <pic:cNvPicPr>
+                      <a:picLocks noChangeAspect="1" noChangeArrowheads="1"/>
+                    </pic:cNvPicPr>
+                  </pic:nvPicPr>
+                  <pic:blipFill>
+                    <a:blip r:embed="rId16" cstate="none"/>
+                    <a:srcRect/>
+                    <a:stretch>
+                      <a:fillRect/>
+                    </a:stretch>
+                  </pic:blipFill>
+                  <pic:spPr bwMode="auto">
+                    <a:xfrm>
+                      <a:off x="0" y="0"/>
+                      <a:ext cx="6000750" cy="5314950"/>
+                    </a:xfrm>
+                    <a:prstGeom prst="rect">
+                      <a:avLst/>
+                    </a:prstGeom>
+                  </pic:spPr>
+                </pic:pic>
+              </a:graphicData>
+            </a:graphic>
+          </wp:inline>
+        </w:drawing>
+      </w:r>
+    </w:p>
+    <w:p>
+      <w:pPr>
+        <w:spacing w:after="220"/>
+      </w:pPr>
+      <w:r>
+        <w:rPr>
+          <w:rFonts w:ascii="Calibri" w:cs="Calibri" w:eastAsia="Calibri" w:hAnsi="Calibri"/>
+          <w:color w:val="5D6875"/>
+          <w:sz w:val="20"/>
+          <w:szCs w:val="20"/>
+        </w:rPr>
+        <w:t xml:space="preserve">Рис. 9. Макет страницы, часть 6 из 9.</w:t>
+      </w:r>
+    </w:p>
+    <w:p>
+      <w:pPr>
+        <w:keepNext/>
+        <w:spacing w:after="60" w:before="200"/>
+      </w:pPr>
+      <w:r>
+        <w:drawing>
+          <wp:inline distT="0" distB="0" distL="0" distR="0">
+            <wp:extent cx="6000750" cy="6134100"/>
+            <wp:effectExtent t="0" r="0" b="0" l="0"/>
+            <wp:docPr id="1" name="" descr="" title=""/>
+            <wp:cNvGraphicFramePr>
+              <a:graphicFrameLocks xmlns:a="http://schemas.openxmlformats.org/drawingml/2006/main" noChangeAspect="1"/>
+            </wp:cNvGraphicFramePr>
+            <a:graphic xmlns:a="http://schemas.openxmlformats.org/drawingml/2006/main">
+              <a:graphicData uri="http://schemas.openxmlformats.org/drawingml/2006/picture">
+                <pic:pic xmlns:pic="http://schemas.openxmlformats.org/drawingml/2006/picture">
+                  <pic:nvPicPr>
+                    <pic:cNvPr id="0" name="" descr=""/>
+                    <pic:cNvPicPr>
+                      <a:picLocks noChangeAspect="1" noChangeArrowheads="1"/>
+                    </pic:cNvPicPr>
+                  </pic:nvPicPr>
+                  <pic:blipFill>
+                    <a:blip r:embed="rId17" cstate="none"/>
+                    <a:srcRect/>
+                    <a:stretch>
+                      <a:fillRect/>
+                    </a:stretch>
+                  </pic:blipFill>
+                  <pic:spPr bwMode="auto">
+                    <a:xfrm>
+                      <a:off x="0" y="0"/>
+                      <a:ext cx="6000750" cy="6134100"/>
+                    </a:xfrm>
+                    <a:prstGeom prst="rect">
+                      <a:avLst/>
+                    </a:prstGeom>
+                  </pic:spPr>
+                </pic:pic>
+              </a:graphicData>
+            </a:graphic>
+          </wp:inline>
+        </w:drawing>
+      </w:r>
+    </w:p>
+    <w:p>
+      <w:pPr>
+        <w:spacing w:after="220"/>
+      </w:pPr>
+      <w:r>
+        <w:rPr>
+          <w:rFonts w:ascii="Calibri" w:cs="Calibri" w:eastAsia="Calibri" w:hAnsi="Calibri"/>
+          <w:color w:val="5D6875"/>
+          <w:sz w:val="20"/>
+          <w:szCs w:val="20"/>
+        </w:rPr>
+        <w:t xml:space="preserve">Рис. 10. Макет страницы, часть 7 из 9.</w:t>
+      </w:r>
+    </w:p>
+    <w:p>
+      <w:pPr>
+        <w:keepNext/>
+        <w:spacing w:after="60" w:before="200"/>
+      </w:pPr>
+      <w:r>
+        <w:drawing>
+          <wp:inline distT="0" distB="0" distL="0" distR="0">
+            <wp:extent cx="6000750" cy="7334250"/>
+            <wp:effectExtent t="0" r="0" b="0" l="0"/>
+            <wp:docPr id="1" name="" descr="" title=""/>
+            <wp:cNvGraphicFramePr>
+              <a:graphicFrameLocks xmlns:a="http://schemas.openxmlformats.org/drawingml/2006/main" noChangeAspect="1"/>
+            </wp:cNvGraphicFramePr>
+            <a:graphic xmlns:a="http://schemas.openxmlformats.org/drawingml/2006/main">
+              <a:graphicData uri="http://schemas.openxmlformats.org/drawingml/2006/picture">
+                <pic:pic xmlns:pic="http://schemas.openxmlformats.org/drawingml/2006/picture">
+                  <pic:nvPicPr>
+                    <pic:cNvPr id="0" name="" descr=""/>
+                    <pic:cNvPicPr>
+                      <a:picLocks noChangeAspect="1" noChangeArrowheads="1"/>
+                    </pic:cNvPicPr>
+                  </pic:nvPicPr>
+                  <pic:blipFill>
+                    <a:blip r:embed="rId18" cstate="none"/>
+                    <a:srcRect/>
+                    <a:stretch>
+                      <a:fillRect/>
+                    </a:stretch>
+                  </pic:blipFill>
+                  <pic:spPr bwMode="auto">
+                    <a:xfrm>
+                      <a:off x="0" y="0"/>
+                      <a:ext cx="6000750" cy="7334250"/>
+                    </a:xfrm>
+                    <a:prstGeom prst="rect">
+                      <a:avLst/>
+                    </a:prstGeom>
+                  </pic:spPr>
+                </pic:pic>
+              </a:graphicData>
+            </a:graphic>
+          </wp:inline>
+        </w:drawing>
+      </w:r>
+    </w:p>
+    <w:p>
+      <w:pPr>
+        <w:spacing w:after="220"/>
+      </w:pPr>
+      <w:r>
+        <w:rPr>
+          <w:rFonts w:ascii="Calibri" w:cs="Calibri" w:eastAsia="Calibri" w:hAnsi="Calibri"/>
+          <w:color w:val="5D6875"/>
+          <w:sz w:val="20"/>
+          <w:szCs w:val="20"/>
+        </w:rPr>
+        <w:t xml:space="preserve">Рис. 11. Макет страницы, часть 8 из 9.</w:t>
+      </w:r>
+    </w:p>
+    <w:p>
+      <w:pPr>
+        <w:keepNext/>
+        <w:spacing w:after="60" w:before="200"/>
+      </w:pPr>
+      <w:r>
+        <w:drawing>
+          <wp:inline distT="0" distB="0" distL="0" distR="0">
+            <wp:extent cx="6000750" cy="2466975"/>
+            <wp:effectExtent t="0" r="0" b="0" l="0"/>
+            <wp:docPr id="1" name="" descr="" title=""/>
+            <wp:cNvGraphicFramePr>
+              <a:graphicFrameLocks xmlns:a="http://schemas.openxmlformats.org/drawingml/2006/main" noChangeAspect="1"/>
+            </wp:cNvGraphicFramePr>
+            <a:graphic xmlns:a="http://schemas.openxmlformats.org/drawingml/2006/main">
+              <a:graphicData uri="http://schemas.openxmlformats.org/drawingml/2006/picture">
+                <pic:pic xmlns:pic="http://schemas.openxmlformats.org/drawingml/2006/picture">
+                  <pic:nvPicPr>
+                    <pic:cNvPr id="0" name="" descr=""/>
+                    <pic:cNvPicPr>
+                      <a:picLocks noChangeAspect="1" noChangeArrowheads="1"/>
+                    </pic:cNvPicPr>
+                  </pic:nvPicPr>
+                  <pic:blipFill>
+                    <a:blip r:embed="rId19" cstate="none"/>
+                    <a:srcRect/>
+                    <a:stretch>
+                      <a:fillRect/>
+                    </a:stretch>
+                  </pic:blipFill>
+                  <pic:spPr bwMode="auto">
+                    <a:xfrm>
+                      <a:off x="0" y="0"/>
+                      <a:ext cx="6000750" cy="2466975"/>
+                    </a:xfrm>
+                    <a:prstGeom prst="rect">
+                      <a:avLst/>
+                    </a:prstGeom>
+                  </pic:spPr>
+                </pic:pic>
+              </a:graphicData>
+            </a:graphic>
+          </wp:inline>
+        </w:drawing>
+      </w:r>
+    </w:p>
+    <w:p>
+      <w:pPr>
+        <w:spacing w:after="220"/>
+      </w:pPr>
+      <w:r>
+        <w:rPr>
+          <w:rFonts w:ascii="Calibri" w:cs="Calibri" w:eastAsia="Calibri" w:hAnsi="Calibri"/>
+          <w:color w:val="5D6875"/>
+          <w:sz w:val="20"/>
+          <w:szCs w:val="20"/>
+        </w:rPr>
+        <w:t xml:space="preserve">Рис. 12. Макет страницы, часть 9 из 9.</w:t>
+      </w:r>
+    </w:p>
+    <w:p>
+      <w:pPr>
+        <w:spacing w:after="160" w:before="60" w:line="276"/>
+      </w:pPr>
+      <w:r>
+        <w:rPr>
+          <w:rFonts w:ascii="Calibri" w:cs="Calibri" w:eastAsia="Calibri" w:hAnsi="Calibri"/>
+          <w:b/>
+          <w:bCs/>
+          <w:sz w:val="22"/>
+          <w:szCs w:val="22"/>
+        </w:rPr>
+        <w:t xml:space="preserve">Комментарий. </w:t>
+      </w:r>
+      <w:r>
+        <w:rPr>
+          <w:rFonts w:ascii="Calibri" w:cs="Calibri" w:eastAsia="Calibri" w:hAnsi="Calibri"/>
+          <w:sz w:val="22"/>
+          <w:szCs w:val="22"/>
+        </w:rPr>
+        <w:t xml:space="preserve">Макет собран как эталон наполнения, а не как задание на редизайн: сетка, цвета и типографика взяты с сайта, поэтому блоки собираются в Tilda из существующих элементов. Порядок блоков и тексты менять не нужно — они рассчитаны на запросы из раздела 6.</w:t>
       </w:r>
     </w:p>
     <w:sectPr>

--- a/ТЗ_Купить_склад_в_СПб.docx
+++ b/ТЗ_Купить_склад_в_СПб.docx
@@ -1514,7 +1514,7 @@
                 <w:sz w:val="21"/>
                 <w:szCs w:val="21"/>
               </w:rPr>
-              <w:t>Покупка или аренда</w:t>
+              <w:t>Этапы сделки</w:t>
             </w:r>
           </w:p>
         </w:tc>
@@ -1543,7 +1543,7 @@
                 <w:sz w:val="21"/>
                 <w:szCs w:val="21"/>
               </w:rPr>
-              <w:t>Купить склад или арендовать: расчёт на примере блока 500 м²</w:t>
+              <w:t>Как проходит покупка склада</w:t>
             </w:r>
           </w:p>
         </w:tc>
@@ -1667,7 +1667,7 @@
                 <w:sz w:val="21"/>
                 <w:szCs w:val="21"/>
               </w:rPr>
-              <w:t>Этапы сделки</w:t>
+              <w:t>Финансирование</w:t>
             </w:r>
           </w:p>
         </w:tc>
@@ -1696,7 +1696,7 @@
                 <w:sz w:val="21"/>
                 <w:szCs w:val="21"/>
               </w:rPr>
-              <w:t>Как проходит покупка склада</w:t>
+              <w:t>Ипотека, лизинг и рассрочка</w:t>
             </w:r>
           </w:p>
         </w:tc>
@@ -1820,7 +1820,7 @@
                 <w:sz w:val="21"/>
                 <w:szCs w:val="21"/>
               </w:rPr>
-              <w:t>Финансирование</w:t>
+              <w:t>Документы</w:t>
             </w:r>
           </w:p>
         </w:tc>
@@ -1849,7 +1849,7 @@
                 <w:sz w:val="21"/>
                 <w:szCs w:val="21"/>
               </w:rPr>
-              <w:t>Ипотека, лизинг и рассрочка</w:t>
+              <w:t>Какие документы можно проверить до сделки</w:t>
             </w:r>
           </w:p>
         </w:tc>
@@ -1973,7 +1973,7 @@
                 <w:sz w:val="21"/>
                 <w:szCs w:val="21"/>
               </w:rPr>
-              <w:t>Документы</w:t>
+              <w:t>Расположение</w:t>
             </w:r>
           </w:p>
         </w:tc>
@@ -2002,7 +2002,7 @@
                 <w:sz w:val="21"/>
                 <w:szCs w:val="21"/>
               </w:rPr>
-              <w:t>Какие документы можно проверить до сделки</w:t>
+              <w:t>Расположение: Шушары, 6 км до КАД и выезд на Московское шоссе</w:t>
             </w:r>
           </w:p>
         </w:tc>
@@ -2060,7 +2060,7 @@
                 <w:sz w:val="21"/>
                 <w:szCs w:val="21"/>
               </w:rPr>
-              <w:t>новый</w:t>
+              <w:t>есть, дополнить</w:t>
             </w:r>
           </w:p>
         </w:tc>
@@ -2126,7 +2126,7 @@
                 <w:sz w:val="21"/>
                 <w:szCs w:val="21"/>
               </w:rPr>
-              <w:t>Расположение</w:t>
+              <w:t>Кому подходит</w:t>
             </w:r>
           </w:p>
         </w:tc>
@@ -2155,7 +2155,7 @@
                 <w:sz w:val="21"/>
                 <w:szCs w:val="21"/>
               </w:rPr>
-              <w:t>Расположение: Шушары, 6 км до КАД и выезд на Московское шоссе</w:t>
+              <w:t>Кому подходят наши складские помещения</w:t>
             </w:r>
           </w:p>
         </w:tc>
@@ -2213,7 +2213,7 @@
                 <w:sz w:val="21"/>
                 <w:szCs w:val="21"/>
               </w:rPr>
-              <w:t>есть, дополнить</w:t>
+              <w:t>есть, расширить</w:t>
             </w:r>
           </w:p>
         </w:tc>
@@ -2279,7 +2279,7 @@
                 <w:sz w:val="21"/>
                 <w:szCs w:val="21"/>
               </w:rPr>
-              <w:t>Кому подходит</w:t>
+              <w:t>Застройщик</w:t>
             </w:r>
           </w:p>
         </w:tc>
@@ -2308,7 +2308,7 @@
                 <w:sz w:val="21"/>
                 <w:szCs w:val="21"/>
               </w:rPr>
-              <w:t>Кому подходят наши складские помещения</w:t>
+              <w:t>Застройщик: 12 лет и 70 реализованных объектов</w:t>
             </w:r>
           </w:p>
         </w:tc>
@@ -2366,7 +2366,7 @@
                 <w:sz w:val="21"/>
                 <w:szCs w:val="21"/>
               </w:rPr>
-              <w:t>есть, расширить</w:t>
+              <w:t>новый на этой странице</w:t>
             </w:r>
           </w:p>
         </w:tc>
@@ -2432,7 +2432,7 @@
                 <w:sz w:val="21"/>
                 <w:szCs w:val="21"/>
               </w:rPr>
-              <w:t>Застройщик</w:t>
+              <w:t>Ход строительства</w:t>
             </w:r>
           </w:p>
         </w:tc>
@@ -2461,7 +2461,7 @@
                 <w:sz w:val="21"/>
                 <w:szCs w:val="21"/>
               </w:rPr>
-              <w:t>Застройщик: 12 лет и 70 реализованных объектов</w:t>
+              <w:t>Ход строительства и сроки передачи помещений</w:t>
             </w:r>
           </w:p>
         </w:tc>
@@ -2556,6 +2556,7 @@
                 <w:sz w:val="21"/>
                 <w:szCs w:val="21"/>
               </w:rPr>
+              <w:lastRenderedPageBreak/>
               <w:t>15</w:t>
             </w:r>
           </w:p>
@@ -2585,7 +2586,7 @@
                 <w:sz w:val="21"/>
                 <w:szCs w:val="21"/>
               </w:rPr>
-              <w:t>Ход строительства</w:t>
+              <w:t>FAQ</w:t>
             </w:r>
           </w:p>
         </w:tc>
@@ -2614,7 +2615,7 @@
                 <w:sz w:val="21"/>
                 <w:szCs w:val="21"/>
               </w:rPr>
-              <w:t>Ход строительства и сроки передачи помещений</w:t>
+              <w:t>Частые вопросы о покупке склада</w:t>
             </w:r>
           </w:p>
         </w:tc>
@@ -2709,7 +2710,6 @@
                 <w:sz w:val="21"/>
                 <w:szCs w:val="21"/>
               </w:rPr>
-              <w:lastRenderedPageBreak/>
               <w:t>16</w:t>
             </w:r>
           </w:p>
@@ -2739,7 +2739,7 @@
                 <w:sz w:val="21"/>
                 <w:szCs w:val="21"/>
               </w:rPr>
-              <w:t>FAQ</w:t>
+              <w:t>Форма заявки</w:t>
             </w:r>
           </w:p>
         </w:tc>
@@ -2768,7 +2768,7 @@
                 <w:sz w:val="21"/>
                 <w:szCs w:val="21"/>
               </w:rPr>
-              <w:t>Частые вопросы о покупке склада</w:t>
+              <w:t>Оставить заявку и получить консультацию</w:t>
             </w:r>
           </w:p>
         </w:tc>
@@ -2826,7 +2826,7 @@
                 <w:sz w:val="21"/>
                 <w:szCs w:val="21"/>
               </w:rPr>
-              <w:t>новый на этой странице</w:t>
+              <w:t>есть, переработать</w:t>
             </w:r>
           </w:p>
         </w:tc>
@@ -2892,7 +2892,7 @@
                 <w:sz w:val="21"/>
                 <w:szCs w:val="21"/>
               </w:rPr>
-              <w:t>Форма заявки</w:t>
+              <w:t>Связанные страницы</w:t>
             </w:r>
           </w:p>
         </w:tc>
@@ -2921,7 +2921,7 @@
                 <w:sz w:val="21"/>
                 <w:szCs w:val="21"/>
               </w:rPr>
-              <w:t>Оставить заявку и получить консультацию</w:t>
+              <w:t>Другие разделы по объекту</w:t>
             </w:r>
           </w:p>
         </w:tc>
@@ -2979,7 +2979,7 @@
                 <w:sz w:val="21"/>
                 <w:szCs w:val="21"/>
               </w:rPr>
-              <w:t>есть, переработать</w:t>
+              <w:t>новый</w:t>
             </w:r>
           </w:p>
         </w:tc>
@@ -3045,7 +3045,7 @@
                 <w:sz w:val="21"/>
                 <w:szCs w:val="21"/>
               </w:rPr>
-              <w:t>Связанные страницы</w:t>
+              <w:t>Контакты и карта</w:t>
             </w:r>
           </w:p>
         </w:tc>
@@ -3074,7 +3074,7 @@
                 <w:sz w:val="21"/>
                 <w:szCs w:val="21"/>
               </w:rPr>
-              <w:t>Другие разделы по объекту</w:t>
+              <w:t>Контакты и как доехать</w:t>
             </w:r>
           </w:p>
         </w:tc>
@@ -3132,7 +3132,7 @@
                 <w:sz w:val="21"/>
                 <w:szCs w:val="21"/>
               </w:rPr>
-              <w:t>новый</w:t>
+              <w:t>есть, общий блок сайта</w:t>
             </w:r>
           </w:p>
         </w:tc>
@@ -3169,159 +3169,6 @@
                 <w:sz w:val="21"/>
                 <w:szCs w:val="21"/>
               </w:rPr>
-              <w:t>19</w:t>
-            </w:r>
-          </w:p>
-        </w:tc>
-        <w:tc>
-          <w:tcPr>
-            <w:tcW w:w="1740" w:type="dxa"/>
-            <w:tcBorders>
-              <w:top w:val="single" w:sz="4" w:space="0" w:color="BFC7D1"/>
-              <w:left w:val="single" w:sz="4" w:space="0" w:color="BFC7D1"/>
-              <w:bottom w:val="single" w:sz="4" w:space="0" w:color="BFC7D1"/>
-              <w:right w:val="single" w:sz="4" w:space="0" w:color="BFC7D1"/>
-            </w:tcBorders>
-            <w:tcMar>
-              <w:top w:w="60" w:type="dxa"/>
-              <w:left w:w="100" w:type="dxa"/>
-              <w:bottom w:w="60" w:type="dxa"/>
-              <w:right w:w="100" w:type="dxa"/>
-            </w:tcMar>
-          </w:tcPr>
-          <w:p>
-            <w:pPr>
-              <w:spacing w:after="40" w:line="264" w:lineRule="auto"/>
-            </w:pPr>
-            <w:r>
-              <w:rPr>
-                <w:sz w:val="21"/>
-                <w:szCs w:val="21"/>
-              </w:rPr>
-              <w:t>Контакты и карта</w:t>
-            </w:r>
-          </w:p>
-        </w:tc>
-        <w:tc>
-          <w:tcPr>
-            <w:tcW w:w="4192" w:type="dxa"/>
-            <w:tcBorders>
-              <w:top w:val="single" w:sz="4" w:space="0" w:color="BFC7D1"/>
-              <w:left w:val="single" w:sz="4" w:space="0" w:color="BFC7D1"/>
-              <w:bottom w:val="single" w:sz="4" w:space="0" w:color="BFC7D1"/>
-              <w:right w:val="single" w:sz="4" w:space="0" w:color="BFC7D1"/>
-            </w:tcBorders>
-            <w:tcMar>
-              <w:top w:w="60" w:type="dxa"/>
-              <w:left w:w="100" w:type="dxa"/>
-              <w:bottom w:w="60" w:type="dxa"/>
-              <w:right w:w="100" w:type="dxa"/>
-            </w:tcMar>
-          </w:tcPr>
-          <w:p>
-            <w:pPr>
-              <w:spacing w:after="40" w:line="264" w:lineRule="auto"/>
-            </w:pPr>
-            <w:r>
-              <w:rPr>
-                <w:sz w:val="21"/>
-                <w:szCs w:val="21"/>
-              </w:rPr>
-              <w:t>Контакты и как доехать</w:t>
-            </w:r>
-          </w:p>
-        </w:tc>
-        <w:tc>
-          <w:tcPr>
-            <w:tcW w:w="751" w:type="dxa"/>
-            <w:tcBorders>
-              <w:top w:val="single" w:sz="4" w:space="0" w:color="BFC7D1"/>
-              <w:left w:val="single" w:sz="4" w:space="0" w:color="BFC7D1"/>
-              <w:bottom w:val="single" w:sz="4" w:space="0" w:color="BFC7D1"/>
-              <w:right w:val="single" w:sz="4" w:space="0" w:color="BFC7D1"/>
-            </w:tcBorders>
-            <w:tcMar>
-              <w:top w:w="60" w:type="dxa"/>
-              <w:left w:w="100" w:type="dxa"/>
-              <w:bottom w:w="60" w:type="dxa"/>
-              <w:right w:w="100" w:type="dxa"/>
-            </w:tcMar>
-          </w:tcPr>
-          <w:p>
-            <w:pPr>
-              <w:spacing w:after="40" w:line="264" w:lineRule="auto"/>
-            </w:pPr>
-            <w:r>
-              <w:rPr>
-                <w:sz w:val="21"/>
-                <w:szCs w:val="21"/>
-              </w:rPr>
-              <w:t>H2</w:t>
-            </w:r>
-          </w:p>
-        </w:tc>
-        <w:tc>
-          <w:tcPr>
-            <w:tcW w:w="2344" w:type="dxa"/>
-            <w:tcBorders>
-              <w:top w:val="single" w:sz="4" w:space="0" w:color="BFC7D1"/>
-              <w:left w:val="single" w:sz="4" w:space="0" w:color="BFC7D1"/>
-              <w:bottom w:val="single" w:sz="4" w:space="0" w:color="BFC7D1"/>
-              <w:right w:val="single" w:sz="4" w:space="0" w:color="BFC7D1"/>
-            </w:tcBorders>
-            <w:tcMar>
-              <w:top w:w="60" w:type="dxa"/>
-              <w:left w:w="100" w:type="dxa"/>
-              <w:bottom w:w="60" w:type="dxa"/>
-              <w:right w:w="100" w:type="dxa"/>
-            </w:tcMar>
-          </w:tcPr>
-          <w:p>
-            <w:pPr>
-              <w:spacing w:after="40" w:line="264" w:lineRule="auto"/>
-            </w:pPr>
-            <w:r>
-              <w:rPr>
-                <w:sz w:val="21"/>
-                <w:szCs w:val="21"/>
-              </w:rPr>
-              <w:t>есть, общий блок сайта</w:t>
-            </w:r>
-          </w:p>
-        </w:tc>
-      </w:tr>
-      <w:tr>
-        <w:tblPrEx>
-          <w:tblCellMar>
-            <w:top w:w="0" w:type="dxa"/>
-            <w:bottom w:w="0" w:type="dxa"/>
-          </w:tblCellMar>
-        </w:tblPrEx>
-        <w:tc>
-          <w:tcPr>
-            <w:tcW w:w="473" w:type="dxa"/>
-            <w:tcBorders>
-              <w:top w:val="single" w:sz="4" w:space="0" w:color="BFC7D1"/>
-              <w:left w:val="single" w:sz="4" w:space="0" w:color="BFC7D1"/>
-              <w:bottom w:val="single" w:sz="4" w:space="0" w:color="BFC7D1"/>
-              <w:right w:val="single" w:sz="4" w:space="0" w:color="BFC7D1"/>
-            </w:tcBorders>
-            <w:tcMar>
-              <w:top w:w="60" w:type="dxa"/>
-              <w:left w:w="100" w:type="dxa"/>
-              <w:bottom w:w="60" w:type="dxa"/>
-              <w:right w:w="100" w:type="dxa"/>
-            </w:tcMar>
-          </w:tcPr>
-          <w:p>
-            <w:pPr>
-              <w:spacing w:after="40" w:line="264" w:lineRule="auto"/>
-            </w:pPr>
-            <w:r>
-              <w:rPr>
-                <w:sz w:val="21"/>
-                <w:szCs w:val="21"/>
-              </w:rPr>
               <w:t>—</w:t>
             </w:r>
           </w:p>
@@ -3454,7 +3301,7 @@
         <w:spacing w:after="120" w:line="276" w:lineRule="auto"/>
       </w:pPr>
       <w:r>
-        <w:t>Как страница выглядит целиком, показано в разделе 3: макет со всеми 19 блоками и текстами из этого ТЗ, в цветах и шрифтах vita-industrial.ru.</w:t>
+        <w:t>Как страница выглядит целиком, показано в разделе 3: макет со всеми 18 блоками и текстами из этого ТЗ, в цветах и шрифтах vita-industrial.ru.</w:t>
       </w:r>
     </w:p>
     <w:p>
@@ -3469,7 +3316,7 @@
         <w:t xml:space="preserve">Комментарий. </w:t>
       </w:r>
       <w:r>
-        <w:t>Между блоками 6–7, 11–12 и 15–16 разместить строку с кнопками «Подобрать помещение» и «Записаться на осмотр». Посетитель не должен листать больше двух экранов без кнопки обращения. Сейчас на странице пять одинаковых форм «Получить консультацию» с одним и тем же текстом — их разводим по смыслу (блок 17).</w:t>
+        <w:t>Между блоками 6–7, 10–11 и 14–15 разместить строку с кнопками «Подобрать помещение» и «Записаться на осмотр». Посетитель не должен листать больше двух экранов без кнопки обращения. Сейчас на странице пять одинаковых форм «Получить консультацию» с одним и тем же текстом — их разводим по смыслу (блок 16).</w:t>
       </w:r>
     </w:p>
     <w:p>
@@ -3557,7 +3404,7 @@
         <w:spacing w:after="120" w:line="276" w:lineRule="auto"/>
       </w:pPr>
       <w:r>
-        <w:t>Строка с ценой: Покупка от 105 000 ₽ за м², аренда от 800 ₽ за м² в месяц</w:t>
+        <w:t>Строка с ценой: Цена от 105 000 ₽ за м², напрямую от застройщика</w:t>
       </w:r>
     </w:p>
     <w:p>
@@ -5283,7 +5130,7 @@
         <w:spacing w:after="120" w:line="276" w:lineRule="auto"/>
       </w:pPr>
       <w:r>
-        <w:t>Интерактивный генплан оставляем. Под ним добавляем текстовый список свободных помещений: сейчас все данные о зданиях находятся внутри интерактивного элемента и почти не работают на поиск. Формат строки: «Здание 7, помещение 1 — 511,75 м², свободно, от 53,7 млн ₽ или 409 400 ₽ в месяц». Над списком — «Данные на [дата]».</w:t>
+        <w:t>Интерактивный генплан оставляем. Под ним добавляем текстовый список свободных помещений: сейчас все данные о зданиях находятся внутри интерактивного элемента и почти не работают на поиск. Формат строки: «Здание 7, помещение 1 — 511,75 м², свободно, от 53,7 млн ₽». Над списком — «Данные на [дата]».</w:t>
       </w:r>
     </w:p>
     <w:p>
@@ -6544,7 +6391,23 @@
         <w:t xml:space="preserve">Комментарий. </w:t>
       </w:r>
       <w:r>
-        <w:t>Указать в тексте, включён ли НДС, — это первый вопрос корпоративного покупателя. Если по объекту работает рассрочка от застройщика, добавить сюда одну строку и раскрыть условия в блоке 10.</w:t>
+        <w:t>Указать в тексте, включён ли НДС, — это первый вопрос корпоративного покупателя. Если по объекту работает рассрочка от застройщика, добавить сюда одну строку и раскрыть условия в блоке 9.</w:t>
+      </w:r>
+    </w:p>
+    <w:p>
+      <w:pPr>
+        <w:spacing w:before="60" w:after="160" w:line="276" w:lineRule="auto"/>
+      </w:pPr>
+      <w:r>
+        <w:rPr>
+          <w:b/>
+          <w:bCs/>
+        </w:rPr>
+        <w:lastRenderedPageBreak/>
+        <w:t xml:space="preserve">Комментарий. </w:t>
+      </w:r>
+      <w:r>
+        <w:t xml:space="preserve">Блок сравнения «купить или арендовать» из ТЗ убран: аренду в комплексе мы не предлагаем, а расчёт на чужих ставках без источника публиковать нельзя. Если позже появится ссылка на обзор рынка с датой, блок можно вернуть отдельной задачей. Заодно вычистить аренду по всему сайту: сейчас она указана в description страницы («аренда от 800 руб. за м² в месяц»), в карточках планировок и на /price.</w:t>
       </w:r>
     </w:p>
     <w:p>
@@ -6559,791 +6422,7 @@
           <w:sz w:val="24"/>
           <w:szCs w:val="24"/>
         </w:rPr>
-        <w:t xml:space="preserve">Блок 8. Покупка или аренда</w:t>
-      </w:r>
-    </w:p>
-    <w:p>
-      <w:pPr>
-        <w:spacing w:after="120" w:line="276" w:lineRule="auto"/>
-      </w:pPr>
-      <w:r>
-        <w:t>Заголовок H2: Купить склад или арендовать: расчёт на примере блока 500 м²</w:t>
-      </w:r>
-    </w:p>
-    <w:p>
-      <w:pPr>
-        <w:spacing w:after="120" w:line="276" w:lineRule="auto"/>
-      </w:pPr>
-      <w:r>
-        <w:t>Новый блок. На странице уже есть обе цифры — 105 000 ₽/м² и 800 ₽/м² в месяц, поэтому расчёт можно показать прямо здесь. Формат: таблица сравнения и текст под ней.</w:t>
-      </w:r>
-    </w:p>
-    <w:tbl>
-      <w:tblPr>
-        <w:tblW w:w="9500" w:type="dxa"/>
-        <w:tblBorders>
-          <w:top w:val="single" w:sz="4" w:space="0" w:color="BFC7D1"/>
-          <w:left w:val="single" w:sz="4" w:space="0" w:color="BFC7D1"/>
-          <w:bottom w:val="single" w:sz="4" w:space="0" w:color="BFC7D1"/>
-          <w:right w:val="single" w:sz="4" w:space="0" w:color="BFC7D1"/>
-          <w:insideH w:val="single" w:sz="4" w:space="0" w:color="BFC7D1"/>
-          <w:insideV w:val="single" w:sz="4" w:space="0" w:color="BFC7D1"/>
-        </w:tblBorders>
-        <w:tblCellMar>
-          <w:left w:w="10" w:type="dxa"/>
-          <w:right w:w="10" w:type="dxa"/>
-        </w:tblCellMar>
-        <w:tblLook w:val="0000" w:firstRow="0" w:lastRow="0" w:firstColumn="0" w:lastColumn="0" w:noHBand="0" w:noVBand="0"/>
-      </w:tblPr>
-      <w:tblGrid>
-        <w:gridCol w:w="2090"/>
-        <w:gridCol w:w="3800"/>
-        <w:gridCol w:w="3610"/>
-      </w:tblGrid>
-      <w:tr>
-        <w:tblPrEx>
-          <w:tblCellMar>
-            <w:top w:w="0" w:type="dxa"/>
-            <w:bottom w:w="0" w:type="dxa"/>
-          </w:tblCellMar>
-        </w:tblPrEx>
-        <w:trPr>
-          <w:tblHeader/>
-        </w:trPr>
-        <w:tc>
-          <w:tcPr>
-            <w:tcW w:w="2090" w:type="dxa"/>
-            <w:tcBorders>
-              <w:top w:val="single" w:sz="4" w:space="0" w:color="BFC7D1"/>
-              <w:left w:val="single" w:sz="4" w:space="0" w:color="BFC7D1"/>
-              <w:bottom w:val="single" w:sz="4" w:space="0" w:color="BFC7D1"/>
-              <w:right w:val="single" w:sz="4" w:space="0" w:color="BFC7D1"/>
-            </w:tcBorders>
-            <w:tcMar>
-              <w:top w:w="60" w:type="dxa"/>
-              <w:left w:w="100" w:type="dxa"/>
-              <w:bottom w:w="60" w:type="dxa"/>
-              <w:right w:w="100" w:type="dxa"/>
-            </w:tcMar>
-          </w:tcPr>
-          <w:p>
-            <w:pPr>
-              <w:spacing w:after="40" w:line="264" w:lineRule="auto"/>
-            </w:pPr>
-            <w:r>
-              <w:rPr>
-                <w:b/>
-                <w:bCs/>
-                <w:sz w:val="21"/>
-                <w:szCs w:val="21"/>
-              </w:rPr>
-              <w:t>Показатель</w:t>
-            </w:r>
-          </w:p>
-        </w:tc>
-        <w:tc>
-          <w:tcPr>
-            <w:tcW w:w="3800" w:type="dxa"/>
-            <w:tcBorders>
-              <w:top w:val="single" w:sz="4" w:space="0" w:color="BFC7D1"/>
-              <w:left w:val="single" w:sz="4" w:space="0" w:color="BFC7D1"/>
-              <w:bottom w:val="single" w:sz="4" w:space="0" w:color="BFC7D1"/>
-              <w:right w:val="single" w:sz="4" w:space="0" w:color="BFC7D1"/>
-            </w:tcBorders>
-            <w:tcMar>
-              <w:top w:w="60" w:type="dxa"/>
-              <w:left w:w="100" w:type="dxa"/>
-              <w:bottom w:w="60" w:type="dxa"/>
-              <w:right w:w="100" w:type="dxa"/>
-            </w:tcMar>
-          </w:tcPr>
-          <w:p>
-            <w:pPr>
-              <w:spacing w:after="40" w:line="264" w:lineRule="auto"/>
-            </w:pPr>
-            <w:r>
-              <w:rPr>
-                <w:b/>
-                <w:bCs/>
-                <w:sz w:val="21"/>
-                <w:szCs w:val="21"/>
-              </w:rPr>
-              <w:t>Покупка блока 511,75 м²</w:t>
-            </w:r>
-          </w:p>
-        </w:tc>
-        <w:tc>
-          <w:tcPr>
-            <w:tcW w:w="3610" w:type="dxa"/>
-            <w:tcBorders>
-              <w:top w:val="single" w:sz="4" w:space="0" w:color="BFC7D1"/>
-              <w:left w:val="single" w:sz="4" w:space="0" w:color="BFC7D1"/>
-              <w:bottom w:val="single" w:sz="4" w:space="0" w:color="BFC7D1"/>
-              <w:right w:val="single" w:sz="4" w:space="0" w:color="BFC7D1"/>
-            </w:tcBorders>
-            <w:tcMar>
-              <w:top w:w="60" w:type="dxa"/>
-              <w:left w:w="100" w:type="dxa"/>
-              <w:bottom w:w="60" w:type="dxa"/>
-              <w:right w:w="100" w:type="dxa"/>
-            </w:tcMar>
-          </w:tcPr>
-          <w:p>
-            <w:pPr>
-              <w:spacing w:after="40" w:line="264" w:lineRule="auto"/>
-            </w:pPr>
-            <w:r>
-              <w:rPr>
-                <w:b/>
-                <w:bCs/>
-                <w:sz w:val="21"/>
-                <w:szCs w:val="21"/>
-              </w:rPr>
-              <w:t>Аренда того же блока</w:t>
-            </w:r>
-          </w:p>
-        </w:tc>
-      </w:tr>
-      <w:tr>
-        <w:tblPrEx>
-          <w:tblCellMar>
-            <w:top w:w="0" w:type="dxa"/>
-            <w:bottom w:w="0" w:type="dxa"/>
-          </w:tblCellMar>
-        </w:tblPrEx>
-        <w:tc>
-          <w:tcPr>
-            <w:tcW w:w="2090" w:type="dxa"/>
-            <w:tcBorders>
-              <w:top w:val="single" w:sz="4" w:space="0" w:color="BFC7D1"/>
-              <w:left w:val="single" w:sz="4" w:space="0" w:color="BFC7D1"/>
-              <w:bottom w:val="single" w:sz="4" w:space="0" w:color="BFC7D1"/>
-              <w:right w:val="single" w:sz="4" w:space="0" w:color="BFC7D1"/>
-            </w:tcBorders>
-            <w:tcMar>
-              <w:top w:w="60" w:type="dxa"/>
-              <w:left w:w="100" w:type="dxa"/>
-              <w:bottom w:w="60" w:type="dxa"/>
-              <w:right w:w="100" w:type="dxa"/>
-            </w:tcMar>
-          </w:tcPr>
-          <w:p>
-            <w:pPr>
-              <w:spacing w:after="40" w:line="264" w:lineRule="auto"/>
-            </w:pPr>
-            <w:r>
-              <w:rPr>
-                <w:sz w:val="21"/>
-                <w:szCs w:val="21"/>
-              </w:rPr>
-              <w:t>Стартовые затраты</w:t>
-            </w:r>
-          </w:p>
-        </w:tc>
-        <w:tc>
-          <w:tcPr>
-            <w:tcW w:w="3800" w:type="dxa"/>
-            <w:tcBorders>
-              <w:top w:val="single" w:sz="4" w:space="0" w:color="BFC7D1"/>
-              <w:left w:val="single" w:sz="4" w:space="0" w:color="BFC7D1"/>
-              <w:bottom w:val="single" w:sz="4" w:space="0" w:color="BFC7D1"/>
-              <w:right w:val="single" w:sz="4" w:space="0" w:color="BFC7D1"/>
-            </w:tcBorders>
-            <w:tcMar>
-              <w:top w:w="60" w:type="dxa"/>
-              <w:left w:w="100" w:type="dxa"/>
-              <w:bottom w:w="60" w:type="dxa"/>
-              <w:right w:w="100" w:type="dxa"/>
-            </w:tcMar>
-          </w:tcPr>
-          <w:p>
-            <w:pPr>
-              <w:spacing w:after="40" w:line="264" w:lineRule="auto"/>
-            </w:pPr>
-            <w:r>
-              <w:rPr>
-                <w:sz w:val="21"/>
-                <w:szCs w:val="21"/>
-              </w:rPr>
-              <w:t>около 53,7 млн ₽ или первый взнос при кредите и лизинге</w:t>
-            </w:r>
-          </w:p>
-        </w:tc>
-        <w:tc>
-          <w:tcPr>
-            <w:tcW w:w="3610" w:type="dxa"/>
-            <w:tcBorders>
-              <w:top w:val="single" w:sz="4" w:space="0" w:color="BFC7D1"/>
-              <w:left w:val="single" w:sz="4" w:space="0" w:color="BFC7D1"/>
-              <w:bottom w:val="single" w:sz="4" w:space="0" w:color="BFC7D1"/>
-              <w:right w:val="single" w:sz="4" w:space="0" w:color="BFC7D1"/>
-            </w:tcBorders>
-            <w:tcMar>
-              <w:top w:w="60" w:type="dxa"/>
-              <w:left w:w="100" w:type="dxa"/>
-              <w:bottom w:w="60" w:type="dxa"/>
-              <w:right w:w="100" w:type="dxa"/>
-            </w:tcMar>
-          </w:tcPr>
-          <w:p>
-            <w:pPr>
-              <w:spacing w:after="40" w:line="264" w:lineRule="auto"/>
-            </w:pPr>
-            <w:r>
-              <w:rPr>
-                <w:sz w:val="21"/>
-                <w:szCs w:val="21"/>
-              </w:rPr>
-              <w:t>депозит [1–3] месяца</w:t>
-            </w:r>
-          </w:p>
-        </w:tc>
-      </w:tr>
-      <w:tr>
-        <w:tblPrEx>
-          <w:tblCellMar>
-            <w:top w:w="0" w:type="dxa"/>
-            <w:bottom w:w="0" w:type="dxa"/>
-          </w:tblCellMar>
-        </w:tblPrEx>
-        <w:tc>
-          <w:tcPr>
-            <w:tcW w:w="2090" w:type="dxa"/>
-            <w:tcBorders>
-              <w:top w:val="single" w:sz="4" w:space="0" w:color="BFC7D1"/>
-              <w:left w:val="single" w:sz="4" w:space="0" w:color="BFC7D1"/>
-              <w:bottom w:val="single" w:sz="4" w:space="0" w:color="BFC7D1"/>
-              <w:right w:val="single" w:sz="4" w:space="0" w:color="BFC7D1"/>
-            </w:tcBorders>
-            <w:tcMar>
-              <w:top w:w="60" w:type="dxa"/>
-              <w:left w:w="100" w:type="dxa"/>
-              <w:bottom w:w="60" w:type="dxa"/>
-              <w:right w:w="100" w:type="dxa"/>
-            </w:tcMar>
-          </w:tcPr>
-          <w:p>
-            <w:pPr>
-              <w:spacing w:after="40" w:line="264" w:lineRule="auto"/>
-            </w:pPr>
-            <w:r>
-              <w:rPr>
-                <w:sz w:val="21"/>
-                <w:szCs w:val="21"/>
-              </w:rPr>
-              <w:t>Платёж</w:t>
-            </w:r>
-          </w:p>
-        </w:tc>
-        <w:tc>
-          <w:tcPr>
-            <w:tcW w:w="3800" w:type="dxa"/>
-            <w:tcBorders>
-              <w:top w:val="single" w:sz="4" w:space="0" w:color="BFC7D1"/>
-              <w:left w:val="single" w:sz="4" w:space="0" w:color="BFC7D1"/>
-              <w:bottom w:val="single" w:sz="4" w:space="0" w:color="BFC7D1"/>
-              <w:right w:val="single" w:sz="4" w:space="0" w:color="BFC7D1"/>
-            </w:tcBorders>
-            <w:tcMar>
-              <w:top w:w="60" w:type="dxa"/>
-              <w:left w:w="100" w:type="dxa"/>
-              <w:bottom w:w="60" w:type="dxa"/>
-              <w:right w:w="100" w:type="dxa"/>
-            </w:tcMar>
-          </w:tcPr>
-          <w:p>
-            <w:pPr>
-              <w:spacing w:after="40" w:line="264" w:lineRule="auto"/>
-            </w:pPr>
-            <w:r>
-              <w:rPr>
-                <w:sz w:val="21"/>
-                <w:szCs w:val="21"/>
-              </w:rPr>
-              <w:t>фиксированный платёж по кредиту или лизингу</w:t>
-            </w:r>
-          </w:p>
-        </w:tc>
-        <w:tc>
-          <w:tcPr>
-            <w:tcW w:w="3610" w:type="dxa"/>
-            <w:tcBorders>
-              <w:top w:val="single" w:sz="4" w:space="0" w:color="BFC7D1"/>
-              <w:left w:val="single" w:sz="4" w:space="0" w:color="BFC7D1"/>
-              <w:bottom w:val="single" w:sz="4" w:space="0" w:color="BFC7D1"/>
-              <w:right w:val="single" w:sz="4" w:space="0" w:color="BFC7D1"/>
-            </w:tcBorders>
-            <w:tcMar>
-              <w:top w:w="60" w:type="dxa"/>
-              <w:left w:w="100" w:type="dxa"/>
-              <w:bottom w:w="60" w:type="dxa"/>
-              <w:right w:w="100" w:type="dxa"/>
-            </w:tcMar>
-          </w:tcPr>
-          <w:p>
-            <w:pPr>
-              <w:spacing w:after="40" w:line="264" w:lineRule="auto"/>
-            </w:pPr>
-            <w:r>
-              <w:rPr>
-                <w:sz w:val="21"/>
-                <w:szCs w:val="21"/>
-              </w:rPr>
-              <w:t>около 409 400 ₽ в месяц, 4,91 млн ₽ в год</w:t>
-            </w:r>
-          </w:p>
-        </w:tc>
-      </w:tr>
-      <w:tr>
-        <w:tblPrEx>
-          <w:tblCellMar>
-            <w:top w:w="0" w:type="dxa"/>
-            <w:bottom w:w="0" w:type="dxa"/>
-          </w:tblCellMar>
-        </w:tblPrEx>
-        <w:tc>
-          <w:tcPr>
-            <w:tcW w:w="2090" w:type="dxa"/>
-            <w:tcBorders>
-              <w:top w:val="single" w:sz="4" w:space="0" w:color="BFC7D1"/>
-              <w:left w:val="single" w:sz="4" w:space="0" w:color="BFC7D1"/>
-              <w:bottom w:val="single" w:sz="4" w:space="0" w:color="BFC7D1"/>
-              <w:right w:val="single" w:sz="4" w:space="0" w:color="BFC7D1"/>
-            </w:tcBorders>
-            <w:tcMar>
-              <w:top w:w="60" w:type="dxa"/>
-              <w:left w:w="100" w:type="dxa"/>
-              <w:bottom w:w="60" w:type="dxa"/>
-              <w:right w:w="100" w:type="dxa"/>
-            </w:tcMar>
-          </w:tcPr>
-          <w:p>
-            <w:pPr>
-              <w:spacing w:after="40" w:line="264" w:lineRule="auto"/>
-            </w:pPr>
-            <w:r>
-              <w:rPr>
-                <w:sz w:val="21"/>
-                <w:szCs w:val="21"/>
-              </w:rPr>
-              <w:t>Индексация</w:t>
-            </w:r>
-          </w:p>
-        </w:tc>
-        <w:tc>
-          <w:tcPr>
-            <w:tcW w:w="3800" w:type="dxa"/>
-            <w:tcBorders>
-              <w:top w:val="single" w:sz="4" w:space="0" w:color="BFC7D1"/>
-              <w:left w:val="single" w:sz="4" w:space="0" w:color="BFC7D1"/>
-              <w:bottom w:val="single" w:sz="4" w:space="0" w:color="BFC7D1"/>
-              <w:right w:val="single" w:sz="4" w:space="0" w:color="BFC7D1"/>
-            </w:tcBorders>
-            <w:tcMar>
-              <w:top w:w="60" w:type="dxa"/>
-              <w:left w:w="100" w:type="dxa"/>
-              <w:bottom w:w="60" w:type="dxa"/>
-              <w:right w:w="100" w:type="dxa"/>
-            </w:tcMar>
-          </w:tcPr>
-          <w:p>
-            <w:pPr>
-              <w:spacing w:after="40" w:line="264" w:lineRule="auto"/>
-            </w:pPr>
-            <w:r>
-              <w:rPr>
-                <w:sz w:val="21"/>
-                <w:szCs w:val="21"/>
-              </w:rPr>
-              <w:t>нет, цена зафиксирована договором</w:t>
-            </w:r>
-          </w:p>
-        </w:tc>
-        <w:tc>
-          <w:tcPr>
-            <w:tcW w:w="3610" w:type="dxa"/>
-            <w:tcBorders>
-              <w:top w:val="single" w:sz="4" w:space="0" w:color="BFC7D1"/>
-              <w:left w:val="single" w:sz="4" w:space="0" w:color="BFC7D1"/>
-              <w:bottom w:val="single" w:sz="4" w:space="0" w:color="BFC7D1"/>
-              <w:right w:val="single" w:sz="4" w:space="0" w:color="BFC7D1"/>
-            </w:tcBorders>
-            <w:tcMar>
-              <w:top w:w="60" w:type="dxa"/>
-              <w:left w:w="100" w:type="dxa"/>
-              <w:bottom w:w="60" w:type="dxa"/>
-              <w:right w:w="100" w:type="dxa"/>
-            </w:tcMar>
-          </w:tcPr>
-          <w:p>
-            <w:pPr>
-              <w:spacing w:after="40" w:line="264" w:lineRule="auto"/>
-            </w:pPr>
-            <w:r>
-              <w:rPr>
-                <w:sz w:val="21"/>
-                <w:szCs w:val="21"/>
-              </w:rPr>
-              <w:t>ежегодная, по условиям договора</w:t>
-            </w:r>
-          </w:p>
-        </w:tc>
-      </w:tr>
-      <w:tr>
-        <w:tblPrEx>
-          <w:tblCellMar>
-            <w:top w:w="0" w:type="dxa"/>
-            <w:bottom w:w="0" w:type="dxa"/>
-          </w:tblCellMar>
-        </w:tblPrEx>
-        <w:tc>
-          <w:tcPr>
-            <w:tcW w:w="2090" w:type="dxa"/>
-            <w:tcBorders>
-              <w:top w:val="single" w:sz="4" w:space="0" w:color="BFC7D1"/>
-              <w:left w:val="single" w:sz="4" w:space="0" w:color="BFC7D1"/>
-              <w:bottom w:val="single" w:sz="4" w:space="0" w:color="BFC7D1"/>
-              <w:right w:val="single" w:sz="4" w:space="0" w:color="BFC7D1"/>
-            </w:tcBorders>
-            <w:tcMar>
-              <w:top w:w="60" w:type="dxa"/>
-              <w:left w:w="100" w:type="dxa"/>
-              <w:bottom w:w="60" w:type="dxa"/>
-              <w:right w:w="100" w:type="dxa"/>
-            </w:tcMar>
-          </w:tcPr>
-          <w:p>
-            <w:pPr>
-              <w:spacing w:after="40" w:line="264" w:lineRule="auto"/>
-            </w:pPr>
-            <w:r>
-              <w:rPr>
-                <w:sz w:val="21"/>
-                <w:szCs w:val="21"/>
-              </w:rPr>
-              <w:t>Через 8 лет</w:t>
-            </w:r>
-          </w:p>
-        </w:tc>
-        <w:tc>
-          <w:tcPr>
-            <w:tcW w:w="3800" w:type="dxa"/>
-            <w:tcBorders>
-              <w:top w:val="single" w:sz="4" w:space="0" w:color="BFC7D1"/>
-              <w:left w:val="single" w:sz="4" w:space="0" w:color="BFC7D1"/>
-              <w:bottom w:val="single" w:sz="4" w:space="0" w:color="BFC7D1"/>
-              <w:right w:val="single" w:sz="4" w:space="0" w:color="BFC7D1"/>
-            </w:tcBorders>
-            <w:tcMar>
-              <w:top w:w="60" w:type="dxa"/>
-              <w:left w:w="100" w:type="dxa"/>
-              <w:bottom w:w="60" w:type="dxa"/>
-              <w:right w:w="100" w:type="dxa"/>
-            </w:tcMar>
-          </w:tcPr>
-          <w:p>
-            <w:pPr>
-              <w:spacing w:after="40" w:line="264" w:lineRule="auto"/>
-            </w:pPr>
-            <w:r>
-              <w:rPr>
-                <w:sz w:val="21"/>
-                <w:szCs w:val="21"/>
-              </w:rPr>
-              <w:t>помещение в собственности, платежи закончились</w:t>
-            </w:r>
-          </w:p>
-        </w:tc>
-        <w:tc>
-          <w:tcPr>
-            <w:tcW w:w="3610" w:type="dxa"/>
-            <w:tcBorders>
-              <w:top w:val="single" w:sz="4" w:space="0" w:color="BFC7D1"/>
-              <w:left w:val="single" w:sz="4" w:space="0" w:color="BFC7D1"/>
-              <w:bottom w:val="single" w:sz="4" w:space="0" w:color="BFC7D1"/>
-              <w:right w:val="single" w:sz="4" w:space="0" w:color="BFC7D1"/>
-            </w:tcBorders>
-            <w:tcMar>
-              <w:top w:w="60" w:type="dxa"/>
-              <w:left w:w="100" w:type="dxa"/>
-              <w:bottom w:w="60" w:type="dxa"/>
-              <w:right w:w="100" w:type="dxa"/>
-            </w:tcMar>
-          </w:tcPr>
-          <w:p>
-            <w:pPr>
-              <w:spacing w:after="40" w:line="264" w:lineRule="auto"/>
-            </w:pPr>
-            <w:r>
-              <w:rPr>
-                <w:sz w:val="21"/>
-                <w:szCs w:val="21"/>
-              </w:rPr>
-              <w:t>выплачено около [ ] млн ₽, прав на объект нет</w:t>
-            </w:r>
-          </w:p>
-        </w:tc>
-      </w:tr>
-      <w:tr>
-        <w:tblPrEx>
-          <w:tblCellMar>
-            <w:top w:w="0" w:type="dxa"/>
-            <w:bottom w:w="0" w:type="dxa"/>
-          </w:tblCellMar>
-        </w:tblPrEx>
-        <w:tc>
-          <w:tcPr>
-            <w:tcW w:w="2090" w:type="dxa"/>
-            <w:tcBorders>
-              <w:top w:val="single" w:sz="4" w:space="0" w:color="BFC7D1"/>
-              <w:left w:val="single" w:sz="4" w:space="0" w:color="BFC7D1"/>
-              <w:bottom w:val="single" w:sz="4" w:space="0" w:color="BFC7D1"/>
-              <w:right w:val="single" w:sz="4" w:space="0" w:color="BFC7D1"/>
-            </w:tcBorders>
-            <w:tcMar>
-              <w:top w:w="60" w:type="dxa"/>
-              <w:left w:w="100" w:type="dxa"/>
-              <w:bottom w:w="60" w:type="dxa"/>
-              <w:right w:w="100" w:type="dxa"/>
-            </w:tcMar>
-          </w:tcPr>
-          <w:p>
-            <w:pPr>
-              <w:spacing w:after="40" w:line="264" w:lineRule="auto"/>
-            </w:pPr>
-            <w:r>
-              <w:rPr>
-                <w:sz w:val="21"/>
-                <w:szCs w:val="21"/>
-              </w:rPr>
-              <w:t>Изменения под бизнес</w:t>
-            </w:r>
-          </w:p>
-        </w:tc>
-        <w:tc>
-          <w:tcPr>
-            <w:tcW w:w="3800" w:type="dxa"/>
-            <w:tcBorders>
-              <w:top w:val="single" w:sz="4" w:space="0" w:color="BFC7D1"/>
-              <w:left w:val="single" w:sz="4" w:space="0" w:color="BFC7D1"/>
-              <w:bottom w:val="single" w:sz="4" w:space="0" w:color="BFC7D1"/>
-              <w:right w:val="single" w:sz="4" w:space="0" w:color="BFC7D1"/>
-            </w:tcBorders>
-            <w:tcMar>
-              <w:top w:w="60" w:type="dxa"/>
-              <w:left w:w="100" w:type="dxa"/>
-              <w:bottom w:w="60" w:type="dxa"/>
-              <w:right w:w="100" w:type="dxa"/>
-            </w:tcMar>
-          </w:tcPr>
-          <w:p>
-            <w:pPr>
-              <w:spacing w:after="40" w:line="264" w:lineRule="auto"/>
-            </w:pPr>
-            <w:r>
-              <w:rPr>
-                <w:sz w:val="21"/>
-                <w:szCs w:val="21"/>
-              </w:rPr>
-              <w:t>без согласований: зонирование, кран-балка, мощность</w:t>
-            </w:r>
-          </w:p>
-        </w:tc>
-        <w:tc>
-          <w:tcPr>
-            <w:tcW w:w="3610" w:type="dxa"/>
-            <w:tcBorders>
-              <w:top w:val="single" w:sz="4" w:space="0" w:color="BFC7D1"/>
-              <w:left w:val="single" w:sz="4" w:space="0" w:color="BFC7D1"/>
-              <w:bottom w:val="single" w:sz="4" w:space="0" w:color="BFC7D1"/>
-              <w:right w:val="single" w:sz="4" w:space="0" w:color="BFC7D1"/>
-            </w:tcBorders>
-            <w:tcMar>
-              <w:top w:w="60" w:type="dxa"/>
-              <w:left w:w="100" w:type="dxa"/>
-              <w:bottom w:w="60" w:type="dxa"/>
-              <w:right w:w="100" w:type="dxa"/>
-            </w:tcMar>
-          </w:tcPr>
-          <w:p>
-            <w:pPr>
-              <w:spacing w:after="40" w:line="264" w:lineRule="auto"/>
-            </w:pPr>
-            <w:r>
-              <w:rPr>
-                <w:sz w:val="21"/>
-                <w:szCs w:val="21"/>
-              </w:rPr>
-              <w:t>только по согласованию с собственником</w:t>
-            </w:r>
-          </w:p>
-        </w:tc>
-      </w:tr>
-      <w:tr>
-        <w:tblPrEx>
-          <w:tblCellMar>
-            <w:top w:w="0" w:type="dxa"/>
-            <w:bottom w:w="0" w:type="dxa"/>
-          </w:tblCellMar>
-        </w:tblPrEx>
-        <w:tc>
-          <w:tcPr>
-            <w:tcW w:w="2090" w:type="dxa"/>
-            <w:tcBorders>
-              <w:top w:val="single" w:sz="4" w:space="0" w:color="BFC7D1"/>
-              <w:left w:val="single" w:sz="4" w:space="0" w:color="BFC7D1"/>
-              <w:bottom w:val="single" w:sz="4" w:space="0" w:color="BFC7D1"/>
-              <w:right w:val="single" w:sz="4" w:space="0" w:color="BFC7D1"/>
-            </w:tcBorders>
-            <w:tcMar>
-              <w:top w:w="60" w:type="dxa"/>
-              <w:left w:w="100" w:type="dxa"/>
-              <w:bottom w:w="60" w:type="dxa"/>
-              <w:right w:w="100" w:type="dxa"/>
-            </w:tcMar>
-          </w:tcPr>
-          <w:p>
-            <w:pPr>
-              <w:spacing w:after="40" w:line="264" w:lineRule="auto"/>
-            </w:pPr>
-            <w:r>
-              <w:rPr>
-                <w:sz w:val="21"/>
-                <w:szCs w:val="21"/>
-              </w:rPr>
-              <w:t>Выход из объекта</w:t>
-            </w:r>
-          </w:p>
-        </w:tc>
-        <w:tc>
-          <w:tcPr>
-            <w:tcW w:w="3800" w:type="dxa"/>
-            <w:tcBorders>
-              <w:top w:val="single" w:sz="4" w:space="0" w:color="BFC7D1"/>
-              <w:left w:val="single" w:sz="4" w:space="0" w:color="BFC7D1"/>
-              <w:bottom w:val="single" w:sz="4" w:space="0" w:color="BFC7D1"/>
-              <w:right w:val="single" w:sz="4" w:space="0" w:color="BFC7D1"/>
-            </w:tcBorders>
-            <w:tcMar>
-              <w:top w:w="60" w:type="dxa"/>
-              <w:left w:w="100" w:type="dxa"/>
-              <w:bottom w:w="60" w:type="dxa"/>
-              <w:right w:w="100" w:type="dxa"/>
-            </w:tcMar>
-          </w:tcPr>
-          <w:p>
-            <w:pPr>
-              <w:spacing w:after="40" w:line="264" w:lineRule="auto"/>
-            </w:pPr>
-            <w:r>
-              <w:rPr>
-                <w:sz w:val="21"/>
-                <w:szCs w:val="21"/>
-              </w:rPr>
-              <w:t>продажа или сдача в аренду</w:t>
-            </w:r>
-          </w:p>
-        </w:tc>
-        <w:tc>
-          <w:tcPr>
-            <w:tcW w:w="3610" w:type="dxa"/>
-            <w:tcBorders>
-              <w:top w:val="single" w:sz="4" w:space="0" w:color="BFC7D1"/>
-              <w:left w:val="single" w:sz="4" w:space="0" w:color="BFC7D1"/>
-              <w:bottom w:val="single" w:sz="4" w:space="0" w:color="BFC7D1"/>
-              <w:right w:val="single" w:sz="4" w:space="0" w:color="BFC7D1"/>
-            </w:tcBorders>
-            <w:tcMar>
-              <w:top w:w="60" w:type="dxa"/>
-              <w:left w:w="100" w:type="dxa"/>
-              <w:bottom w:w="60" w:type="dxa"/>
-              <w:right w:w="100" w:type="dxa"/>
-            </w:tcMar>
-          </w:tcPr>
-          <w:p>
-            <w:pPr>
-              <w:spacing w:after="40" w:line="264" w:lineRule="auto"/>
-            </w:pPr>
-            <w:r>
-              <w:rPr>
-                <w:sz w:val="21"/>
-                <w:szCs w:val="21"/>
-              </w:rPr>
-              <w:t>окончание срока договора</w:t>
-            </w:r>
-          </w:p>
-        </w:tc>
-      </w:tr>
-    </w:tbl>
-    <w:p>
-      <w:pPr>
-        <w:spacing w:after="120" w:line="276" w:lineRule="auto"/>
-      </w:pPr>
-    </w:p>
-    <w:p>
-      <w:pPr>
-        <w:spacing w:before="120" w:after="60" w:line="276" w:lineRule="auto"/>
-      </w:pPr>
-      <w:r>
-        <w:rPr>
-          <w:b/>
-          <w:bCs/>
-        </w:rPr>
-        <w:t>Текст:</w:t>
-      </w:r>
-    </w:p>
-    <w:p>
-      <w:pPr>
-        <w:spacing w:after="120" w:line="276" w:lineRule="auto"/>
-      </w:pPr>
-      <w:r>
-        <w:t>Возьмём блок 511,75 м². Покупка — около 53,7 млн ₽. Аренда того же помещения по ставке 800 ₽ за м² в месяц — это примерно 409 400 ₽ в месяц и 4,91 млн ₽ в год. Без учёта индексации окупаемость покупки составляет около 11 лет. Но арендная ставка не остаётся неизменной: при ежегодной индексации суммарные платежи достигают стоимости помещения примерно за 8 лет, и дальше арендатор продолжает платить, а собственник — нет.</w:t>
-      </w:r>
-    </w:p>
-    <w:p>
-      <w:pPr>
-        <w:spacing w:after="120" w:line="276" w:lineRule="auto"/>
-      </w:pPr>
-      <w:r>
-        <w:t>Второй аргумент — актив. Купленное помещение остаётся на балансе компании, повышает залоговую стоимость и может быть сдано в аренду по той же ставке, по которой сдаём мы. Третий — свобода: в собственном блоке вы ставите кран-балку, меняете зонирование и увеличиваете мощность, не согласовывая это с арендодателем.</w:t>
-      </w:r>
-    </w:p>
-    <w:p>
-      <w:pPr>
-        <w:spacing w:after="120" w:line="276" w:lineRule="auto"/>
-      </w:pPr>
-      <w:r>
-        <w:t>Расчёт под вашу площадь, первый взнос и срок финансирования менеджер подготовит с графиком платежей и сравнением с вашей текущей арендой.</w:t>
-      </w:r>
-    </w:p>
-    <w:p>
-      <w:pPr>
-        <w:spacing w:before="60" w:after="160" w:line="276" w:lineRule="auto"/>
-      </w:pPr>
-      <w:r>
-        <w:rPr>
-          <w:b/>
-          <w:bCs/>
-        </w:rPr>
-        <w:t xml:space="preserve">Комментарий. </w:t>
-      </w:r>
-      <w:r>
-        <w:t>Ставку индексации и сумму арендных платежей за 8 лет согласовать до публикации. Срок окупаемости 11 лет не прячем: аргументация строится на фиксации платежа, активе и свободе эксплуатации, а не на занижении срока. Если в расчёте появится ставка кредита или лизинга, её источник и дату тоже указываем.</w:t>
-      </w:r>
-    </w:p>
-    <w:p>
-      <w:pPr>
-        <w:pStyle w:val="2"/>
-        <w:spacing w:before="280" w:after="120"/>
-      </w:pPr>
-      <w:r>
-        <w:rPr>
-          <w:b/>
-          <w:bCs/>
-          <w:sz w:val="24"/>
-          <w:szCs w:val="24"/>
-        </w:rPr>
-        <w:t xml:space="preserve">Блок 9. Этапы сделки</w:t>
+        <w:t xml:space="preserve">Блок 8. Этапы сделки</w:t>
       </w:r>
     </w:p>
     <w:p>
@@ -8092,7 +7171,7 @@
           <w:sz w:val="24"/>
           <w:szCs w:val="24"/>
         </w:rPr>
-        <w:t>Блок 10. Финансирование</w:t>
+        <w:t>Блок 9. Финансирование</w:t>
       </w:r>
     </w:p>
     <w:p>
@@ -8470,7 +7549,7 @@
           <w:szCs w:val="24"/>
         </w:rPr>
         <w:lastRenderedPageBreak/>
-        <w:t>Блок 11. Документы</w:t>
+        <w:t>Блок 10. Документы</w:t>
       </w:r>
     </w:p>
     <w:p>
@@ -8606,7 +7685,7 @@
           <w:sz w:val="24"/>
           <w:szCs w:val="24"/>
         </w:rPr>
-        <w:t>Блок 12. Расположение</w:t>
+        <w:t>Блок 11. Расположение</w:t>
       </w:r>
     </w:p>
     <w:p>
@@ -9270,7 +8349,7 @@
           <w:sz w:val="24"/>
           <w:szCs w:val="24"/>
         </w:rPr>
-        <w:t>Блок 13. Кому подходит</w:t>
+        <w:t>Блок 12. Кому подходит</w:t>
       </w:r>
     </w:p>
     <w:p>
@@ -9797,7 +8876,7 @@
           <w:sz w:val="24"/>
           <w:szCs w:val="24"/>
         </w:rPr>
-        <w:t>Блок 14. Застройщик</w:t>
+        <w:t>Блок 13. Застройщик</w:t>
       </w:r>
     </w:p>
     <w:p>
@@ -9916,7 +8995,7 @@
           <w:sz w:val="24"/>
           <w:szCs w:val="24"/>
         </w:rPr>
-        <w:t>Блок 15. Ход строительства</w:t>
+        <w:t>Блок 14. Ход строительства</w:t>
       </w:r>
     </w:p>
     <w:p>
@@ -9967,7 +9046,7 @@
           <w:sz w:val="24"/>
           <w:szCs w:val="24"/>
         </w:rPr>
-        <w:t>Блок 16. FAQ</w:t>
+        <w:t>Блок 15. FAQ</w:t>
       </w:r>
     </w:p>
     <w:p>
@@ -10176,7 +9255,7 @@
         <w:spacing w:after="120" w:line="276" w:lineRule="auto"/>
       </w:pPr>
       <w:r>
-        <w:t>Аренда блока 511,75 м² по ставке 800 ₽ за м² в месяц — это около 4,91 млн ₽ в год, покупка — около 53,7 млн ₽. Без индексации окупаемость составляет примерно 11 лет, с ежегодной индексацией ставки — около 8 лет, после чего помещение остаётся вашим активом. Если горизонт планирования короткий, разумнее арендовать: у нас доступны оба варианта.</w:t>
+        <w:t>Мы только продаём помещения — аренду в комплексе не предлагаем, поэтому сравнение приводим без привязки к нашим ставкам. Посчитайте так: годовой платёж за аренду сопоставимого склада умножьте на срок, на который планируете бизнес, и сравните с ценой покупки — блок 511,75 м² стоит около 53,7 млн ₽. Покупка фиксирует расходы: платёж по кредиту или лизингу не индексируется вслед за рынком, а помещение остаётся активом компании, который можно продать. Аренда оправдана при коротком горизонте планирования.</w:t>
       </w:r>
     </w:p>
     <w:p>
@@ -10287,7 +9366,7 @@
           <w:sz w:val="24"/>
           <w:szCs w:val="24"/>
         </w:rPr>
-        <w:t>Блок 17. Форма заявки</w:t>
+        <w:t>Блок 16. Форма заявки</w:t>
       </w:r>
     </w:p>
     <w:p>
@@ -10749,7 +9828,7 @@
                 <w:sz w:val="21"/>
                 <w:szCs w:val="21"/>
               </w:rPr>
-              <w:t>После блока 11 (документы)</w:t>
+              <w:t>После блока 10 (документы)</w:t>
             </w:r>
           </w:p>
         </w:tc>
@@ -10986,7 +10065,7 @@
           <w:sz w:val="24"/>
           <w:szCs w:val="24"/>
         </w:rPr>
-        <w:t xml:space="preserve">Блок 18. Связанные страницы</w:t>
+        <w:t xml:space="preserve">Блок 17. Связанные страницы</w:t>
       </w:r>
     </w:p>
     <w:p>
@@ -11815,7 +10894,7 @@
           <w:sz w:val="24"/>
           <w:szCs w:val="24"/>
         </w:rPr>
-        <w:t xml:space="preserve">Блок 19. Контакты и карта</w:t>
+        <w:t xml:space="preserve">Блок 18. Контакты и карта</w:t>
       </w:r>
     </w:p>
     <w:p>
@@ -11891,7 +10970,7 @@
         <w:spacing w:after="120" w:line="276" w:lineRule="auto"/>
       </w:pPr>
       <w:r>
-        <w:t xml:space="preserve">Отдельный блок с текстом про гео и заголовком «Где купить склад в Санкт-Петербурге» на странице не делаем: гео-запросы закрывают блок 12, «в Санкт-Петербурге» в title и H1 и карточка объекта на Яндекс Картах.</w:t>
+        <w:t xml:space="preserve">Отдельный блок с текстом про гео и заголовком «Где купить склад в Санкт-Петербурге» на странице не делаем: гео-запросы закрывают блок 11, «в Санкт-Петербурге» в title и H1 и карточка объекта на Яндекс Картах.</w:t>
       </w:r>
     </w:p>
     <w:p/>
@@ -11926,7 +11005,7 @@
         <w:spacing w:after="120" w:line="276" w:lineRule="auto"/>
       </w:pPr>
       <w:r>
-        <w:t xml:space="preserve">Макет показывает страницу vita-industrial.ru/warehouses сверху вниз: все 19 блоков раздела 2 с заголовками и текстами, в цветах и шрифтах сайта. Фотографии, планы и карта обозначены заглушками с подписью, что нужно подготовить. Первый экран показан схематично: фоновая фотография комплекса остаётся, меняются заголовок, подзаголовок, строка с ценой и плашки.</w:t>
+        <w:t xml:space="preserve">Макет показывает страницу vita-industrial.ru/warehouses сверху вниз: все 18 блоков раздела 2 с заголовками и текстами, в цветах и шрифтах сайта. Фотографии, планы и карта обозначены заглушками с подписью, что нужно подготовить. Первый экран показан схематично: фоновая фотография комплекса остаётся, меняются заголовок, подзаголовок, строка с ценой и плашки.</w:t>
       </w:r>
     </w:p>
     <w:tbl>
@@ -12394,7 +11473,7 @@
         <w:lastRenderedPageBreak/>
         <w:drawing>
           <wp:inline distT="0" distB="0" distL="0" distR="0" wp14:anchorId="51421F3C" wp14:editId="70B52845">
-            <wp:extent cx="6000750" cy="5505450"/>
+            <wp:extent cx="6000750" cy="5210175"/>
             <wp:effectExtent l="0" t="0" r="0" b="0"/>
             <wp:docPr id="3" name="Рисунок 3"/>
             <wp:cNvGraphicFramePr>
@@ -12419,7 +11498,7 @@
                   <pic:spPr bwMode="auto">
                     <a:xfrm>
                       <a:off x="0" y="0"/>
-                      <a:ext cx="6000750" cy="5505450"/>
+                      <a:ext cx="6000750" cy="5210175"/>
                     </a:xfrm>
                     <a:prstGeom prst="rect">
                       <a:avLst/>
@@ -12505,7 +11584,7 @@
           <w:sz w:val="20"/>
           <w:szCs w:val="20"/>
         </w:rPr>
-        <w:t>Рис. 4. Макет страницы, часть 1 из 9.</w:t>
+        <w:t>Рис. 4. Макет страницы, часть 1 из 8.</w:t>
       </w:r>
     </w:p>
     <w:p>
@@ -12520,7 +11599,7 @@
         <w:lastRenderedPageBreak/>
         <w:drawing>
           <wp:inline distT="0" distB="0" distL="0" distR="0" wp14:anchorId="77201DC2" wp14:editId="26229FE0">
-            <wp:extent cx="6000750" cy="7105650"/>
+            <wp:extent cx="6000750" cy="6905625"/>
             <wp:effectExtent l="0" t="0" r="0" b="0"/>
             <wp:docPr id="5" name="Рисунок 5"/>
             <wp:cNvGraphicFramePr>
@@ -12545,7 +11624,7 @@
                   <pic:spPr bwMode="auto">
                     <a:xfrm>
                       <a:off x="0" y="0"/>
-                      <a:ext cx="6000750" cy="7105650"/>
+                      <a:ext cx="6000750" cy="6905625"/>
                     </a:xfrm>
                     <a:prstGeom prst="rect">
                       <a:avLst/>
@@ -12568,7 +11647,7 @@
           <w:sz w:val="20"/>
           <w:szCs w:val="20"/>
         </w:rPr>
-        <w:t>Рис. 5. Макет страницы, часть 2 из 9.</w:t>
+        <w:t>Рис. 5. Макет страницы, часть 2 из 8.</w:t>
       </w:r>
     </w:p>
     <w:p>
@@ -12631,7 +11710,7 @@
           <w:sz w:val="20"/>
           <w:szCs w:val="20"/>
         </w:rPr>
-        <w:t>Рис. 6. Макет страницы, часть 3 из 9.</w:t>
+        <w:t>Рис. 6. Макет страницы, часть 3 из 8.</w:t>
       </w:r>
     </w:p>
     <w:p>
@@ -12646,7 +11725,7 @@
         <w:lastRenderedPageBreak/>
         <w:drawing>
           <wp:inline distT="0" distB="0" distL="0" distR="0" wp14:anchorId="3DDC2B3F" wp14:editId="4273D69F">
-            <wp:extent cx="6000750" cy="4914900"/>
+            <wp:extent cx="6000750" cy="7038975"/>
             <wp:effectExtent l="0" t="0" r="0" b="0"/>
             <wp:docPr id="7" name="Рисунок 7"/>
             <wp:cNvGraphicFramePr>
@@ -12671,7 +11750,7 @@
                   <pic:spPr bwMode="auto">
                     <a:xfrm>
                       <a:off x="0" y="0"/>
-                      <a:ext cx="6000750" cy="4914900"/>
+                      <a:ext cx="6000750" cy="7038975"/>
                     </a:xfrm>
                     <a:prstGeom prst="rect">
                       <a:avLst/>
@@ -12694,7 +11773,7 @@
           <w:sz w:val="20"/>
           <w:szCs w:val="20"/>
         </w:rPr>
-        <w:t>Рис. 7. Макет страницы, часть 4 из 9.</w:t>
+        <w:t>Рис. 7. Макет страницы, часть 4 из 8.</w:t>
       </w:r>
     </w:p>
     <w:p>
@@ -12709,7 +11788,7 @@
         <w:lastRenderedPageBreak/>
         <w:drawing>
           <wp:inline distT="0" distB="0" distL="0" distR="0" wp14:anchorId="70FD659B" wp14:editId="442FCEF7">
-            <wp:extent cx="6000750" cy="6943725"/>
+            <wp:extent cx="6000750" cy="7534275"/>
             <wp:effectExtent l="0" t="0" r="0" b="0"/>
             <wp:docPr id="8" name="Рисунок 8"/>
             <wp:cNvGraphicFramePr>
@@ -12734,7 +11813,7 @@
                   <pic:spPr bwMode="auto">
                     <a:xfrm>
                       <a:off x="0" y="0"/>
-                      <a:ext cx="6000750" cy="6943725"/>
+                      <a:ext cx="6000750" cy="7534275"/>
                     </a:xfrm>
                     <a:prstGeom prst="rect">
                       <a:avLst/>
@@ -12757,7 +11836,7 @@
           <w:sz w:val="20"/>
           <w:szCs w:val="20"/>
         </w:rPr>
-        <w:t>Рис. 8. Макет страницы, часть 5 из 9.</w:t>
+        <w:t>Рис. 8. Макет страницы, часть 5 из 8.</w:t>
       </w:r>
     </w:p>
     <w:p>
@@ -12772,7 +11851,7 @@
         <w:lastRenderedPageBreak/>
         <w:drawing>
           <wp:inline distT="0" distB="0" distL="0" distR="0" wp14:anchorId="7923A3AE" wp14:editId="674B5520">
-            <wp:extent cx="6000750" cy="5314950"/>
+            <wp:extent cx="6000750" cy="4629150"/>
             <wp:effectExtent l="0" t="0" r="0" b="0"/>
             <wp:docPr id="9" name="Рисунок 9"/>
             <wp:cNvGraphicFramePr>
@@ -12797,7 +11876,7 @@
                   <pic:spPr bwMode="auto">
                     <a:xfrm>
                       <a:off x="0" y="0"/>
-                      <a:ext cx="6000750" cy="5314950"/>
+                      <a:ext cx="6000750" cy="4629150"/>
                     </a:xfrm>
                     <a:prstGeom prst="rect">
                       <a:avLst/>
@@ -12820,7 +11899,7 @@
           <w:sz w:val="20"/>
           <w:szCs w:val="20"/>
         </w:rPr>
-        <w:t>Рис. 9. Макет страницы, часть 6 из 9.</w:t>
+        <w:t>Рис. 9. Макет страницы, часть 6 из 8.</w:t>
       </w:r>
     </w:p>
     <w:p>
@@ -12835,7 +11914,7 @@
         <w:lastRenderedPageBreak/>
         <w:drawing>
           <wp:inline distT="0" distB="0" distL="0" distR="0" wp14:anchorId="500DA3D6" wp14:editId="36532235">
-            <wp:extent cx="6000750" cy="4629150"/>
+            <wp:extent cx="6000750" cy="7334250"/>
             <wp:effectExtent l="0" t="0" r="0" b="0"/>
             <wp:docPr id="10" name="Рисунок 10"/>
             <wp:cNvGraphicFramePr>
@@ -12860,7 +11939,7 @@
                   <pic:spPr bwMode="auto">
                     <a:xfrm>
                       <a:off x="0" y="0"/>
-                      <a:ext cx="6000750" cy="4629150"/>
+                      <a:ext cx="6000750" cy="7334250"/>
                     </a:xfrm>
                     <a:prstGeom prst="rect">
                       <a:avLst/>
@@ -12883,7 +11962,7 @@
           <w:sz w:val="20"/>
           <w:szCs w:val="20"/>
         </w:rPr>
-        <w:t>Рис. 10. Макет страницы, часть 7 из 9.</w:t>
+        <w:t>Рис. 10. Макет страницы, часть 7 из 8.</w:t>
       </w:r>
     </w:p>
     <w:p>
@@ -12898,7 +11977,7 @@
         <w:lastRenderedPageBreak/>
         <w:drawing>
           <wp:inline distT="0" distB="0" distL="0" distR="0" wp14:anchorId="2E542073" wp14:editId="6C6DA368">
-            <wp:extent cx="6000750" cy="7334250"/>
+            <wp:extent cx="6000750" cy="2466975"/>
             <wp:effectExtent l="0" t="0" r="0" b="0"/>
             <wp:docPr id="11" name="Рисунок 11"/>
             <wp:cNvGraphicFramePr>
@@ -12923,69 +12002,6 @@
                   <pic:spPr bwMode="auto">
                     <a:xfrm>
                       <a:off x="0" y="0"/>
-                      <a:ext cx="6000750" cy="7334250"/>
-                    </a:xfrm>
-                    <a:prstGeom prst="rect">
-                      <a:avLst/>
-                    </a:prstGeom>
-                  </pic:spPr>
-                </pic:pic>
-              </a:graphicData>
-            </a:graphic>
-          </wp:inline>
-        </w:drawing>
-      </w:r>
-    </w:p>
-    <w:p>
-      <w:pPr>
-        <w:spacing w:after="220"/>
-      </w:pPr>
-      <w:r>
-        <w:rPr>
-          <w:color w:val="5D6875"/>
-          <w:sz w:val="20"/>
-          <w:szCs w:val="20"/>
-        </w:rPr>
-        <w:t>Рис. 11. Макет страницы, часть 8 из 9.</w:t>
-      </w:r>
-    </w:p>
-    <w:p>
-      <w:pPr>
-        <w:keepNext/>
-        <w:spacing w:before="200" w:after="60"/>
-      </w:pPr>
-      <w:r>
-        <w:rPr>
-          <w:noProof/>
-        </w:rPr>
-        <w:lastRenderedPageBreak/>
-        <w:drawing>
-          <wp:inline distT="0" distB="0" distL="0" distR="0" wp14:anchorId="4522BF7F" wp14:editId="61194892">
-            <wp:extent cx="6000750" cy="2466975"/>
-            <wp:effectExtent l="0" t="0" r="0" b="0"/>
-            <wp:docPr id="12" name="Рисунок 12"/>
-            <wp:cNvGraphicFramePr>
-              <a:graphicFrameLocks xmlns:a="http://schemas.openxmlformats.org/drawingml/2006/main" noChangeAspect="1"/>
-            </wp:cNvGraphicFramePr>
-            <a:graphic xmlns:a="http://schemas.openxmlformats.org/drawingml/2006/main">
-              <a:graphicData uri="http://schemas.openxmlformats.org/drawingml/2006/picture">
-                <pic:pic xmlns:pic="http://schemas.openxmlformats.org/drawingml/2006/picture">
-                  <pic:nvPicPr>
-                    <pic:cNvPr id="0" name=""/>
-                    <pic:cNvPicPr>
-                      <a:picLocks noChangeAspect="1" noChangeArrowheads="1"/>
-                    </pic:cNvPicPr>
-                  </pic:nvPicPr>
-                  <pic:blipFill>
-                    <a:blip r:embed="rId18"/>
-                    <a:srcRect/>
-                    <a:stretch>
-                      <a:fillRect/>
-                    </a:stretch>
-                  </pic:blipFill>
-                  <pic:spPr bwMode="auto">
-                    <a:xfrm>
-                      <a:off x="0" y="0"/>
                       <a:ext cx="6000750" cy="2466975"/>
                     </a:xfrm>
                     <a:prstGeom prst="rect">
@@ -13009,7 +12025,7 @@
           <w:sz w:val="20"/>
           <w:szCs w:val="20"/>
         </w:rPr>
-        <w:t>Рис. 12. Макет страницы, часть 9 из 9.</w:t>
+        <w:t>Рис. 11. Макет страницы, часть 8 из 8.</w:t>
       </w:r>
     </w:p>
     <w:p>
